--- a/templates/master_template_2.docx
+++ b/templates/master_template_2.docx
@@ -13243,14 +13243,12 @@
         <w:szCs w:val="44"/>
       </w:rPr>
     </w:pPr>
-    <w:bookmarkStart w:id="0" w:name="_Hlk153986048"/>
-    <w:bookmarkStart w:id="1" w:name="_Hlk153986049"/>
     <w:r>
       <w:rPr>
-        <w:sz w:val="44"/>
-        <w:szCs w:val="44"/>
-      </w:rPr>
-      <w:t>SARA-SHEAR J/V</w:t>
+        <w:b/>
+        <w:sz w:val="26"/>
+      </w:rPr>
+      <w:t>{{JV_NAME}}</w:t>
     </w:r>
   </w:p>
   <w:p>
@@ -13264,33 +13262,10 @@
     </w:pPr>
     <w:r>
       <w:rPr>
-        <w:sz w:val="36"/>
-        <w:szCs w:val="36"/>
-      </w:rPr>
-      <w:t>Dharan-16,</w:t>
-    </w:r>
-    <w:r>
-      <w:rPr>
-        <w:sz w:val="36"/>
-        <w:szCs w:val="36"/>
-      </w:rPr>
-      <w:t xml:space="preserve"> </w:t>
-    </w:r>
-    <w:r>
-      <w:rPr>
-        <w:sz w:val="36"/>
-        <w:szCs w:val="36"/>
-      </w:rPr>
-      <w:t>Suns</w:t>
-    </w:r>
-    <w:bookmarkEnd w:id="0"/>
-    <w:bookmarkEnd w:id="1"/>
-    <w:r>
-      <w:rPr>
-        <w:sz w:val="36"/>
-        <w:szCs w:val="36"/>
-      </w:rPr>
-      <w:t>ari</w:t>
+        <w:b w:val="0"/>
+        <w:sz w:val="20"/>
+      </w:rPr>
+      <w:t>{{JV_ADDRESS}}</w:t>
     </w:r>
   </w:p>
 </w:hdr>
@@ -13305,7 +13280,7 @@
     <w:r>
       <w:rPr>
         <w:b/>
-        <w:sz w:val="32"/>
+        <w:sz w:val="26"/>
       </w:rPr>
       <w:t>{{JV_NAME}}</w:t>
     </w:r>
@@ -13316,70 +13291,8 @@
     </w:pPr>
     <w:r>
       <w:rPr>
-        <w:noProof/>
-      </w:rPr>
-      <mc:AlternateContent>
-        <mc:Choice Requires="wps">
-          <w:drawing>
-            <wp:anchor distT="0" distB="0" distL="114300" distR="114300" simplePos="0" relativeHeight="251658240" behindDoc="0" locked="0" layoutInCell="1" allowOverlap="1" wp14:anchorId="53744E17" wp14:editId="17D768B2">
-              <wp:simplePos x="0" y="0"/>
-              <wp:positionH relativeFrom="column">
-                <wp:posOffset>-926276</wp:posOffset>
-              </wp:positionH>
-              <wp:positionV relativeFrom="paragraph">
-                <wp:posOffset>373314</wp:posOffset>
-              </wp:positionV>
-              <wp:extent cx="7350826" cy="0"/>
-              <wp:effectExtent l="38100" t="38100" r="59690" b="95250"/>
-              <wp:wrapNone/>
-              <wp:docPr id="1224231245" name="Straight Connector 1"/>
-              <wp:cNvGraphicFramePr/>
-              <a:graphic xmlns:a="http://schemas.openxmlformats.org/drawingml/2006/main">
-                <a:graphicData uri="http://schemas.microsoft.com/office/word/2010/wordprocessingShape">
-                  <wps:wsp>
-                    <wps:cNvCnPr/>
-                    <wps:spPr>
-                      <a:xfrm>
-                        <a:off x="0" y="0"/>
-                        <a:ext cx="7350826" cy="0"/>
-                      </a:xfrm>
-                      <a:prstGeom prst="line">
-                        <a:avLst/>
-                      </a:prstGeom>
-                    </wps:spPr>
-                    <wps:style>
-                      <a:lnRef idx="2">
-                        <a:schemeClr val="accent1"/>
-                      </a:lnRef>
-                      <a:fillRef idx="0">
-                        <a:schemeClr val="accent1"/>
-                      </a:fillRef>
-                      <a:effectRef idx="1">
-                        <a:schemeClr val="accent1"/>
-                      </a:effectRef>
-                      <a:fontRef idx="minor">
-                        <a:schemeClr val="tx1"/>
-                      </a:fontRef>
-                    </wps:style>
-                    <wps:bodyPr/>
-                  </wps:wsp>
-                </a:graphicData>
-              </a:graphic>
-            </wp:anchor>
-          </w:drawing>
-        </mc:Choice>
-        <mc:Fallback>
-          <w:pict>
-            <v:line w14:anchorId="4F867E03" id="Straight Connector 1" o:spid="_x0000_s1026" style="position:absolute;z-index:251658240;visibility:visible;mso-wrap-style:square;mso-wrap-distance-left:9pt;mso-wrap-distance-top:0;mso-wrap-distance-right:9pt;mso-wrap-distance-bottom:0;mso-position-horizontal:absolute;mso-position-horizontal-relative:text;mso-position-vertical:absolute;mso-position-vertical-relative:text" from="-72.95pt,29.4pt" to="505.85pt,29.4pt" o:gfxdata="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" strokecolor="#4f81bd [3204]" strokeweight="2pt">
-              <v:shadow on="t" color="black" opacity="24903f" origin=",.5" offset="0,.55556mm"/>
-            </v:line>
-          </w:pict>
-        </mc:Fallback>
-      </mc:AlternateContent>
-    </w:r>
-    <w:r>
-      <w:rPr>
-        <w:sz w:val="24"/>
+        <w:b w:val="0"/>
+        <w:sz w:val="20"/>
       </w:rPr>
       <w:t>{{JV_ADDRESS}}</w:t>
     </w:r>
@@ -13405,23 +13318,9 @@
     <w:r>
       <w:rPr>
         <w:b/>
-        <w:sz w:val="32"/>
-      </w:rPr>
-      <w:t>{{</w:t>
-    </w:r>
-    <w:r>
-      <w:rPr>
-        <w:b/>
-        <w:sz w:val="32"/>
-      </w:rPr>
-      <w:t>LEAD</w:t>
-    </w:r>
-    <w:r>
-      <w:rPr>
-        <w:b/>
-        <w:sz w:val="32"/>
-      </w:rPr>
-      <w:t>_PARTNER_NAME}}</w:t>
+        <w:sz w:val="26"/>
+      </w:rPr>
+      <w:t>{{LEAD_PARTNER_NAME}}</w:t>
     </w:r>
   </w:p>
   <w:p>
@@ -13430,21 +13329,10 @@
     </w:pPr>
     <w:r>
       <w:rPr>
-        <w:sz w:val="24"/>
-      </w:rPr>
-      <w:t>{{</w:t>
-    </w:r>
-    <w:r>
-      <w:rPr>
-        <w:sz w:val="24"/>
-      </w:rPr>
-      <w:t>LEAD_ADDRESS</w:t>
-    </w:r>
-    <w:r>
-      <w:rPr>
-        <w:sz w:val="24"/>
-      </w:rPr>
-      <w:t>}}</w:t>
+        <w:b w:val="0"/>
+        <w:sz w:val="20"/>
+      </w:rPr>
+      <w:t>{{LEAD_ADDRESS}}</w:t>
     </w:r>
   </w:p>
   <w:p>
@@ -13531,23 +13419,9 @@
     <w:r>
       <w:rPr>
         <w:b/>
-        <w:sz w:val="32"/>
-      </w:rPr>
-      <w:t>{{</w:t>
-    </w:r>
-    <w:r>
-      <w:rPr>
-        <w:b/>
-        <w:sz w:val="32"/>
-      </w:rPr>
-      <w:t>FIRST</w:t>
-    </w:r>
-    <w:r>
-      <w:rPr>
-        <w:b/>
-        <w:sz w:val="32"/>
-      </w:rPr>
-      <w:t>_PARTNER_NAME}}</w:t>
+        <w:sz w:val="26"/>
+      </w:rPr>
+      <w:t>{{FIRST_PARTNER_NAME}}</w:t>
     </w:r>
   </w:p>
   <w:p>
@@ -13556,84 +13430,10 @@
     </w:pPr>
     <w:r>
       <w:rPr>
-        <w:noProof/>
-      </w:rPr>
-      <mc:AlternateContent>
-        <mc:Choice Requires="wps">
-          <w:drawing>
-            <wp:anchor distT="0" distB="0" distL="114300" distR="114300" simplePos="0" relativeHeight="251660288" behindDoc="0" locked="0" layoutInCell="1" allowOverlap="1" wp14:anchorId="74FED653" wp14:editId="532C91A0">
-              <wp:simplePos x="0" y="0"/>
-              <wp:positionH relativeFrom="column">
-                <wp:posOffset>-276446</wp:posOffset>
-              </wp:positionH>
-              <wp:positionV relativeFrom="paragraph">
-                <wp:posOffset>335812</wp:posOffset>
-              </wp:positionV>
-              <wp:extent cx="7350826" cy="0"/>
-              <wp:effectExtent l="38100" t="38100" r="59690" b="95250"/>
-              <wp:wrapNone/>
-              <wp:docPr id="411396277" name="Straight Connector 1"/>
-              <wp:cNvGraphicFramePr/>
-              <a:graphic xmlns:a="http://schemas.openxmlformats.org/drawingml/2006/main">
-                <a:graphicData uri="http://schemas.microsoft.com/office/word/2010/wordprocessingShape">
-                  <wps:wsp>
-                    <wps:cNvCnPr/>
-                    <wps:spPr>
-                      <a:xfrm>
-                        <a:off x="0" y="0"/>
-                        <a:ext cx="7350826" cy="0"/>
-                      </a:xfrm>
-                      <a:prstGeom prst="line">
-                        <a:avLst/>
-                      </a:prstGeom>
-                    </wps:spPr>
-                    <wps:style>
-                      <a:lnRef idx="2">
-                        <a:schemeClr val="accent1"/>
-                      </a:lnRef>
-                      <a:fillRef idx="0">
-                        <a:schemeClr val="accent1"/>
-                      </a:fillRef>
-                      <a:effectRef idx="1">
-                        <a:schemeClr val="accent1"/>
-                      </a:effectRef>
-                      <a:fontRef idx="minor">
-                        <a:schemeClr val="tx1"/>
-                      </a:fontRef>
-                    </wps:style>
-                    <wps:bodyPr/>
-                  </wps:wsp>
-                </a:graphicData>
-              </a:graphic>
-            </wp:anchor>
-          </w:drawing>
-        </mc:Choice>
-        <mc:Fallback>
-          <w:pict>
-            <v:line w14:anchorId="71463942" id="Straight Connector 1" o:spid="_x0000_s1026" style="position:absolute;z-index:251660288;visibility:visible;mso-wrap-style:square;mso-wrap-distance-left:9pt;mso-wrap-distance-top:0;mso-wrap-distance-right:9pt;mso-wrap-distance-bottom:0;mso-position-horizontal:absolute;mso-position-horizontal-relative:text;mso-position-vertical:absolute;mso-position-vertical-relative:text" from="-21.75pt,26.45pt" to="557.05pt,26.45pt" o:gfxdata="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" strokecolor="#4f81bd [3204]" strokeweight="2pt">
-              <v:shadow on="t" color="black" opacity="24903f" origin=",.5" offset="0,.55556mm"/>
-            </v:line>
-          </w:pict>
-        </mc:Fallback>
-      </mc:AlternateContent>
-    </w:r>
-    <w:r>
-      <w:rPr>
-        <w:sz w:val="24"/>
-      </w:rPr>
-      <w:t>{{</w:t>
-    </w:r>
-    <w:r>
-      <w:rPr>
-        <w:sz w:val="24"/>
-      </w:rPr>
-      <w:t>FIRST</w:t>
-    </w:r>
-    <w:r>
-      <w:rPr>
-        <w:sz w:val="24"/>
-      </w:rPr>
-      <w:t>_ADDRESS}}</w:t>
+        <w:b w:val="0"/>
+        <w:sz w:val="20"/>
+      </w:rPr>
+      <w:t>{{FIRST_ADDRESS}}</w:t>
     </w:r>
   </w:p>
   <w:p>
@@ -13657,7 +13457,7 @@
     <w:r>
       <w:rPr>
         <w:b/>
-        <w:sz w:val="32"/>
+        <w:sz w:val="26"/>
       </w:rPr>
       <w:t>{{LEAD_PARTNER_NAME}}</w:t>
     </w:r>
@@ -13668,70 +13468,8 @@
     </w:pPr>
     <w:r>
       <w:rPr>
-        <w:noProof/>
-      </w:rPr>
-      <mc:AlternateContent>
-        <mc:Choice Requires="wps">
-          <w:drawing>
-            <wp:anchor distT="0" distB="0" distL="114300" distR="114300" simplePos="0" relativeHeight="251662336" behindDoc="0" locked="0" layoutInCell="1" allowOverlap="1" wp14:anchorId="318BE095" wp14:editId="5E3377DD">
-              <wp:simplePos x="0" y="0"/>
-              <wp:positionH relativeFrom="column">
-                <wp:posOffset>-276446</wp:posOffset>
-              </wp:positionH>
-              <wp:positionV relativeFrom="paragraph">
-                <wp:posOffset>335812</wp:posOffset>
-              </wp:positionV>
-              <wp:extent cx="7350826" cy="0"/>
-              <wp:effectExtent l="38100" t="38100" r="59690" b="95250"/>
-              <wp:wrapNone/>
-              <wp:docPr id="341336042" name="Straight Connector 1"/>
-              <wp:cNvGraphicFramePr/>
-              <a:graphic xmlns:a="http://schemas.openxmlformats.org/drawingml/2006/main">
-                <a:graphicData uri="http://schemas.microsoft.com/office/word/2010/wordprocessingShape">
-                  <wps:wsp>
-                    <wps:cNvCnPr/>
-                    <wps:spPr>
-                      <a:xfrm>
-                        <a:off x="0" y="0"/>
-                        <a:ext cx="7350826" cy="0"/>
-                      </a:xfrm>
-                      <a:prstGeom prst="line">
-                        <a:avLst/>
-                      </a:prstGeom>
-                    </wps:spPr>
-                    <wps:style>
-                      <a:lnRef idx="2">
-                        <a:schemeClr val="accent1"/>
-                      </a:lnRef>
-                      <a:fillRef idx="0">
-                        <a:schemeClr val="accent1"/>
-                      </a:fillRef>
-                      <a:effectRef idx="1">
-                        <a:schemeClr val="accent1"/>
-                      </a:effectRef>
-                      <a:fontRef idx="minor">
-                        <a:schemeClr val="tx1"/>
-                      </a:fontRef>
-                    </wps:style>
-                    <wps:bodyPr/>
-                  </wps:wsp>
-                </a:graphicData>
-              </a:graphic>
-            </wp:anchor>
-          </w:drawing>
-        </mc:Choice>
-        <mc:Fallback>
-          <w:pict>
-            <v:line w14:anchorId="1177FADE" id="Straight Connector 1" o:spid="_x0000_s1026" style="position:absolute;z-index:251662336;visibility:visible;mso-wrap-style:square;mso-wrap-distance-left:9pt;mso-wrap-distance-top:0;mso-wrap-distance-right:9pt;mso-wrap-distance-bottom:0;mso-position-horizontal:absolute;mso-position-horizontal-relative:text;mso-position-vertical:absolute;mso-position-vertical-relative:text" from="-21.75pt,26.45pt" to="557.05pt,26.45pt" o:gfxdata="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" strokecolor="#4f81bd [3204]" strokeweight="2pt">
-              <v:shadow on="t" color="black" opacity="24903f" origin=",.5" offset="0,.55556mm"/>
-            </v:line>
-          </w:pict>
-        </mc:Fallback>
-      </mc:AlternateContent>
-    </w:r>
-    <w:r>
-      <w:rPr>
-        <w:sz w:val="24"/>
+        <w:b w:val="0"/>
+        <w:sz w:val="20"/>
       </w:rPr>
       <w:t>{{LEAD_ADDRESS}}</w:t>
     </w:r>

--- a/templates/master_template_2.docx
+++ b/templates/master_template_2.docx
@@ -1,6 +1,6 @@
 
 <file path=word/document.xml><?xml version="1.0" encoding="utf-8"?>
-<w:document xmlns:wpc="http://schemas.microsoft.com/office/word/2010/wordprocessingCanvas" xmlns:cx="http://schemas.microsoft.com/office/drawing/2014/chartex" xmlns:cx1="http://schemas.microsoft.com/office/drawing/2015/9/8/chartex" xmlns:cx2="http://schemas.microsoft.com/office/drawing/2015/10/21/chartex" xmlns:cx3="http://schemas.microsoft.com/office/drawing/2016/5/9/chartex" xmlns:cx4="http://schemas.microsoft.com/office/drawing/2016/5/10/chartex" xmlns:cx5="http://schemas.microsoft.com/office/drawing/2016/5/11/chartex" xmlns:cx6="http://schemas.microsoft.com/office/drawing/2016/5/12/chartex" xmlns:cx7="http://schemas.microsoft.com/office/drawing/2016/5/13/chartex" xmlns:cx8="http://schemas.microsoft.com/office/drawing/2016/5/14/chartex" xmlns:mc="http://schemas.openxmlformats.org/markup-compatibility/2006" xmlns:aink="http://schemas.microsoft.com/office/drawing/2016/ink" xmlns:am3d="http://schemas.microsoft.com/office/drawing/2017/model3d" xmlns:o="urn:schemas-microsoft-com:office:office" xmlns:oel="http://schemas.microsoft.com/office/2019/extlst" xmlns:r="http://schemas.openxmlformats.org/officeDocument/2006/relationships" xmlns:m="http://schemas.openxmlformats.org/officeDocument/2006/math" xmlns:v="urn:schemas-microsoft-com:vml" xmlns:wp14="http://schemas.microsoft.com/office/word/2010/wordprocessingDrawing" xmlns:wp="http://schemas.openxmlformats.org/drawingml/2006/wordprocessingDrawing" xmlns:w10="urn:schemas-microsoft-com:office:word" xmlns:w="http://schemas.openxmlformats.org/wordprocessingml/2006/main" xmlns:w14="http://schemas.microsoft.com/office/word/2010/wordml" xmlns:w15="http://schemas.microsoft.com/office/word/2012/wordml" xmlns:w16cex="http://schemas.microsoft.com/office/word/2018/wordml/cex" xmlns:w16cid="http://schemas.microsoft.com/office/word/2016/wordml/cid" xmlns:w16="http://schemas.microsoft.com/office/word/2018/wordml" xmlns:w16du="http://schemas.microsoft.com/office/word/2023/wordml/word16du" xmlns:w16sdtdh="http://schemas.microsoft.com/office/word/2020/wordml/sdtdatahash" xmlns:w16sdtfl="http://schemas.microsoft.com/office/word/2024/wordml/sdtformatlock" xmlns:w16se="http://schemas.microsoft.com/office/word/2015/wordml/symex" xmlns:wpg="http://schemas.microsoft.com/office/word/2010/wordprocessingGroup" xmlns:wpi="http://schemas.microsoft.com/office/word/2010/wordprocessingInk" xmlns:wne="http://schemas.microsoft.com/office/word/2006/wordml" xmlns:wps="http://schemas.microsoft.com/office/word/2010/wordprocessingShape" mc:Ignorable="w14 w15 w16se w16cid w16 w16cex w16sdtdh w16sdtfl w16du wp14">
+<w:document xmlns:wpc="http://schemas.microsoft.com/office/word/2010/wordprocessingCanvas" xmlns:cx="http://schemas.microsoft.com/office/drawing/2014/chartex" xmlns:mc="http://schemas.openxmlformats.org/markup-compatibility/2006" xmlns:o="urn:schemas-microsoft-com:office:office" xmlns:r="http://schemas.openxmlformats.org/officeDocument/2006/relationships" xmlns:m="http://schemas.openxmlformats.org/officeDocument/2006/math" xmlns:v="urn:schemas-microsoft-com:vml" xmlns:wp14="http://schemas.microsoft.com/office/word/2010/wordprocessingDrawing" xmlns:wp="http://schemas.openxmlformats.org/drawingml/2006/wordprocessingDrawing" xmlns:w10="urn:schemas-microsoft-com:office:word" xmlns:w="http://schemas.openxmlformats.org/wordprocessingml/2006/main" xmlns:w14="http://schemas.microsoft.com/office/word/2010/wordml" xmlns:w15="http://schemas.microsoft.com/office/word/2012/wordml" xmlns:w16se="http://schemas.microsoft.com/office/word/2015/wordml/symex" xmlns:wpg="http://schemas.microsoft.com/office/word/2010/wordprocessingGroup" xmlns:wpi="http://schemas.microsoft.com/office/word/2010/wordprocessingInk" xmlns:wne="http://schemas.microsoft.com/office/word/2006/wordml" xmlns:wps="http://schemas.microsoft.com/office/word/2010/wordprocessingShape" mc:Ignorable="w14 w15 w16se wp14">
   <w:body>
     <w:p>
       <w:pPr>
@@ -2160,9 +2160,10 @@
           <w:noProof/>
           <w:sz w:val="20"/>
           <w:szCs w:val="20"/>
+          <w:lang w:bidi="ne-NP"/>
         </w:rPr>
         <w:drawing>
-          <wp:anchor distT="0" distB="0" distL="114300" distR="114300" simplePos="0" relativeHeight="251645952" behindDoc="1" locked="0" layoutInCell="1" allowOverlap="1" wp14:anchorId="0173B997" wp14:editId="3A4C1645">
+          <wp:anchor distT="0" distB="0" distL="114300" distR="114300" simplePos="0" relativeHeight="251644928" behindDoc="1" locked="0" layoutInCell="1" allowOverlap="1" wp14:anchorId="0173B997" wp14:editId="0678AD1A">
             <wp:simplePos x="0" y="0"/>
             <wp:positionH relativeFrom="column">
               <wp:posOffset>1666875</wp:posOffset>
@@ -2274,9 +2275,10 @@
           <w:noProof/>
           <w:sz w:val="20"/>
           <w:szCs w:val="20"/>
+          <w:lang w:bidi="ne-NP"/>
         </w:rPr>
         <w:drawing>
-          <wp:anchor distT="0" distB="0" distL="114300" distR="114300" simplePos="0" relativeHeight="251641856" behindDoc="1" locked="0" layoutInCell="1" allowOverlap="1" wp14:anchorId="2308CEE1" wp14:editId="7B0ABBB5">
+          <wp:anchor distT="0" distB="0" distL="114300" distR="114300" simplePos="0" relativeHeight="251640832" behindDoc="1" locked="0" layoutInCell="1" allowOverlap="1" wp14:anchorId="2308CEE1" wp14:editId="5E95719F">
             <wp:simplePos x="0" y="0"/>
             <wp:positionH relativeFrom="column">
               <wp:posOffset>4511675</wp:posOffset>
@@ -2328,9 +2330,10 @@
           <w:noProof/>
           <w:sz w:val="20"/>
           <w:szCs w:val="20"/>
+          <w:lang w:bidi="ne-NP"/>
         </w:rPr>
         <w:drawing>
-          <wp:anchor distT="0" distB="0" distL="114300" distR="114300" simplePos="0" relativeHeight="251636736" behindDoc="1" locked="0" layoutInCell="1" allowOverlap="1" wp14:anchorId="1B71F3B4" wp14:editId="392553CA">
+          <wp:anchor distT="0" distB="0" distL="114300" distR="114300" simplePos="0" relativeHeight="251635712" behindDoc="1" locked="0" layoutInCell="1" allowOverlap="1" wp14:anchorId="1B71F3B4" wp14:editId="2634BCED">
             <wp:simplePos x="0" y="0"/>
             <wp:positionH relativeFrom="column">
               <wp:posOffset>225425</wp:posOffset>
@@ -2601,9 +2604,10 @@
                 <w:noProof/>
                 <w:sz w:val="20"/>
                 <w:szCs w:val="20"/>
+                <w:lang w:bidi="ne-NP"/>
               </w:rPr>
               <w:drawing>
-                <wp:anchor distT="0" distB="0" distL="114300" distR="114300" simplePos="0" relativeHeight="251649024" behindDoc="1" locked="0" layoutInCell="1" allowOverlap="1" wp14:anchorId="29A2E4B4" wp14:editId="7D94CD5D">
+                <wp:anchor distT="0" distB="0" distL="114300" distR="114300" simplePos="0" relativeHeight="251648000" behindDoc="1" locked="0" layoutInCell="1" allowOverlap="1" wp14:anchorId="29A2E4B4" wp14:editId="5040939B">
                   <wp:simplePos x="0" y="0"/>
                   <wp:positionH relativeFrom="column">
                     <wp:posOffset>556895</wp:posOffset>
@@ -3237,11 +3241,12 @@
           <w:noProof/>
           <w:sz w:val="20"/>
           <w:szCs w:val="20"/>
+          <w:lang w:bidi="ne-NP"/>
         </w:rPr>
         <mc:AlternateContent>
           <mc:Choice Requires="wps">
             <w:drawing>
-              <wp:anchor distT="0" distB="0" distL="114300" distR="114300" simplePos="0" relativeHeight="251652096" behindDoc="0" locked="0" layoutInCell="1" allowOverlap="1" wp14:anchorId="37F8E610" wp14:editId="73FAB1E3">
+              <wp:anchor distT="0" distB="0" distL="114300" distR="114300" simplePos="0" relativeHeight="251651072" behindDoc="0" locked="0" layoutInCell="1" allowOverlap="1" wp14:anchorId="37F8E610" wp14:editId="586B9466">
                 <wp:simplePos x="0" y="0"/>
                 <wp:positionH relativeFrom="column">
                   <wp:posOffset>2066925</wp:posOffset>
@@ -3301,7 +3306,7 @@
           </mc:Choice>
           <mc:Fallback>
             <w:pict>
-              <v:rect w14:anchorId="101416A1" id="Rectangle 8" o:spid="_x0000_s1026" style="position:absolute;margin-left:162.75pt;margin-top:25.9pt;width:100.5pt;height:60pt;z-index:251652096;visibility:visible;mso-wrap-style:square;mso-wrap-distance-left:9pt;mso-wrap-distance-top:0;mso-wrap-distance-right:9pt;mso-wrap-distance-bottom:0;mso-position-horizontal:absolute;mso-position-horizontal-relative:text;mso-position-vertical:absolute;mso-position-vertical-relative:text;v-text-anchor:middle" o:gfxdata="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" filled="f" strokecolor="black [3213]" strokeweight="2pt"/>
+              <v:rect w14:anchorId="114E7847" id="Rectangle 8" o:spid="_x0000_s1026" style="position:absolute;margin-left:162.75pt;margin-top:25.9pt;width:100.5pt;height:60pt;z-index:251651072;visibility:visible;mso-wrap-style:square;mso-wrap-distance-left:9pt;mso-wrap-distance-top:0;mso-wrap-distance-right:9pt;mso-wrap-distance-bottom:0;mso-position-horizontal:absolute;mso-position-horizontal-relative:text;mso-position-vertical:absolute;mso-position-vertical-relative:text;v-text-anchor:middle" o:gfxdata="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" filled="f" strokecolor="black [3213]" strokeweight="2pt"/>
             </w:pict>
           </mc:Fallback>
         </mc:AlternateContent>
@@ -3373,9 +3378,10 @@
           <w:noProof/>
           <w:sz w:val="20"/>
           <w:szCs w:val="20"/>
+          <w:lang w:bidi="ne-NP"/>
         </w:rPr>
         <w:drawing>
-          <wp:anchor distT="0" distB="0" distL="114300" distR="114300" simplePos="0" relativeHeight="251671552" behindDoc="1" locked="0" layoutInCell="1" allowOverlap="1" wp14:anchorId="160F6D74" wp14:editId="797497FD">
+          <wp:anchor distT="0" distB="0" distL="114300" distR="114300" simplePos="0" relativeHeight="251675648" behindDoc="1" locked="0" layoutInCell="1" allowOverlap="1" wp14:anchorId="160F6D74" wp14:editId="3228E6E5">
             <wp:simplePos x="0" y="0"/>
             <wp:positionH relativeFrom="column">
               <wp:posOffset>2298065</wp:posOffset>
@@ -3427,9 +3433,10 @@
           <w:noProof/>
           <w:sz w:val="20"/>
           <w:szCs w:val="20"/>
+          <w:lang w:bidi="ne-NP"/>
         </w:rPr>
         <w:drawing>
-          <wp:anchor distT="0" distB="0" distL="114300" distR="114300" simplePos="0" relativeHeight="251667456" behindDoc="1" locked="0" layoutInCell="1" allowOverlap="1" wp14:anchorId="1DDD78D8" wp14:editId="2C4116FC">
+          <wp:anchor distT="0" distB="0" distL="114300" distR="114300" simplePos="0" relativeHeight="251671552" behindDoc="1" locked="0" layoutInCell="1" allowOverlap="1" wp14:anchorId="1DDD78D8" wp14:editId="662EB0DC">
             <wp:simplePos x="0" y="0"/>
             <wp:positionH relativeFrom="column">
               <wp:posOffset>4222143</wp:posOffset>
@@ -3478,9 +3485,10 @@
           <w:noProof/>
           <w:sz w:val="20"/>
           <w:szCs w:val="20"/>
+          <w:lang w:bidi="ne-NP"/>
         </w:rPr>
         <w:drawing>
-          <wp:anchor distT="0" distB="0" distL="114300" distR="114300" simplePos="0" relativeHeight="251659264" behindDoc="1" locked="0" layoutInCell="1" allowOverlap="1" wp14:anchorId="7C676A65" wp14:editId="31DC080B">
+          <wp:anchor distT="0" distB="0" distL="114300" distR="114300" simplePos="0" relativeHeight="251660288" behindDoc="1" locked="0" layoutInCell="1" allowOverlap="1" wp14:anchorId="7C676A65" wp14:editId="2843E7AD">
             <wp:simplePos x="0" y="0"/>
             <wp:positionH relativeFrom="column">
               <wp:posOffset>-119269</wp:posOffset>
@@ -3595,9 +3603,10 @@
           <w:noProof/>
           <w:sz w:val="20"/>
           <w:szCs w:val="20"/>
+          <w:lang w:bidi="ne-NP"/>
         </w:rPr>
         <w:drawing>
-          <wp:anchor distT="0" distB="0" distL="114300" distR="114300" simplePos="0" relativeHeight="251634688" behindDoc="1" locked="0" layoutInCell="1" allowOverlap="1" wp14:anchorId="47F45034" wp14:editId="2D19FA1B">
+          <wp:anchor distT="0" distB="0" distL="114300" distR="114300" simplePos="0" relativeHeight="251634688" behindDoc="1" locked="0" layoutInCell="1" allowOverlap="1" wp14:anchorId="47F45034" wp14:editId="501BA612">
             <wp:simplePos x="0" y="0"/>
             <wp:positionH relativeFrom="column">
               <wp:posOffset>47625</wp:posOffset>
@@ -3661,9 +3670,10 @@
           <w:noProof/>
           <w:sz w:val="20"/>
           <w:szCs w:val="20"/>
+          <w:lang w:bidi="ne-NP"/>
         </w:rPr>
         <w:drawing>
-          <wp:anchor distT="0" distB="0" distL="114300" distR="114300" simplePos="0" relativeHeight="251678720" behindDoc="1" locked="0" layoutInCell="1" allowOverlap="1" wp14:anchorId="5BC6737F" wp14:editId="1C70F900">
+          <wp:anchor distT="0" distB="0" distL="114300" distR="114300" simplePos="0" relativeHeight="251679744" behindDoc="1" locked="0" layoutInCell="1" allowOverlap="1" wp14:anchorId="5BC6737F" wp14:editId="4FBEF2A7">
             <wp:simplePos x="0" y="0"/>
             <wp:positionH relativeFrom="column">
               <wp:posOffset>4638675</wp:posOffset>
@@ -4098,7 +4108,6 @@
           <w:sz w:val="28"/>
           <w:u w:val="single"/>
         </w:rPr>
-        <w:lastRenderedPageBreak/>
         <w:t>Letter of Technical Bid</w:t>
       </w:r>
     </w:p>
@@ -4335,9 +4344,10 @@
           <w:noProof/>
           <w:sz w:val="20"/>
           <w:szCs w:val="20"/>
+          <w:lang w:bidi="ne-NP"/>
         </w:rPr>
         <w:drawing>
-          <wp:anchor distT="0" distB="0" distL="114300" distR="114300" simplePos="0" relativeHeight="251659776" behindDoc="1" locked="0" layoutInCell="1" allowOverlap="1" wp14:anchorId="4F1A94BC" wp14:editId="37FC4FBD">
+          <wp:anchor distT="0" distB="0" distL="114300" distR="114300" simplePos="0" relativeHeight="251663360" behindDoc="1" locked="0" layoutInCell="1" allowOverlap="1" wp14:anchorId="4F1A94BC" wp14:editId="6B6FE302">
             <wp:simplePos x="0" y="0"/>
             <wp:positionH relativeFrom="column">
               <wp:posOffset>4217035</wp:posOffset>
@@ -4399,9 +4409,10 @@
           <w:noProof/>
           <w:sz w:val="20"/>
           <w:szCs w:val="20"/>
+          <w:lang w:bidi="ne-NP"/>
         </w:rPr>
         <w:drawing>
-          <wp:anchor distT="0" distB="0" distL="114300" distR="114300" simplePos="0" relativeHeight="251663872" behindDoc="1" locked="0" layoutInCell="1" allowOverlap="1" wp14:anchorId="39EAD0C3" wp14:editId="3A502318">
+          <wp:anchor distT="0" distB="0" distL="114300" distR="114300" simplePos="0" relativeHeight="251667456" behindDoc="1" locked="0" layoutInCell="1" allowOverlap="1" wp14:anchorId="39EAD0C3" wp14:editId="3E64A49C">
             <wp:simplePos x="0" y="0"/>
             <wp:positionH relativeFrom="column">
               <wp:posOffset>2343785</wp:posOffset>
@@ -4453,9 +4464,10 @@
           <w:noProof/>
           <w:sz w:val="20"/>
           <w:szCs w:val="20"/>
+          <w:lang w:bidi="ne-NP"/>
         </w:rPr>
         <w:drawing>
-          <wp:anchor distT="0" distB="0" distL="114300" distR="114300" simplePos="0" relativeHeight="251655680" behindDoc="1" locked="0" layoutInCell="1" allowOverlap="1" wp14:anchorId="3B12D9A8" wp14:editId="2879B9EA">
+          <wp:anchor distT="0" distB="0" distL="114300" distR="114300" simplePos="0" relativeHeight="251655168" behindDoc="1" locked="0" layoutInCell="1" allowOverlap="1" wp14:anchorId="3B12D9A8" wp14:editId="360BC944">
             <wp:simplePos x="0" y="0"/>
             <wp:positionH relativeFrom="column">
               <wp:posOffset>0</wp:posOffset>
@@ -4525,18 +4537,10 @@
           <w:rFonts w:asciiTheme="majorBidi" w:hAnsiTheme="majorBidi" w:cstheme="majorBidi"/>
         </w:rPr>
       </w:pPr>
-    </w:p>
-    <w:p>
-      <w:pPr>
-        <w:rPr>
-          <w:rFonts w:asciiTheme="majorBidi" w:hAnsiTheme="majorBidi" w:cstheme="majorBidi"/>
-        </w:rPr>
-      </w:pPr>
-      <w:r>
-        <w:rPr>
-          <w:rFonts w:asciiTheme="majorBidi" w:hAnsiTheme="majorBidi" w:cstheme="majorBidi"/>
-        </w:rPr>
-        <w:lastRenderedPageBreak/>
+      <w:r>
+        <w:rPr>
+          <w:rFonts w:asciiTheme="majorBidi" w:hAnsiTheme="majorBidi" w:cstheme="majorBidi"/>
+        </w:rPr>
         <w:t>(g) We are not a government owned entity.</w:t>
       </w:r>
       <w:r>
@@ -4678,9 +4682,10 @@
           <w:noProof/>
           <w:sz w:val="20"/>
           <w:szCs w:val="20"/>
+          <w:lang w:bidi="ne-NP"/>
         </w:rPr>
         <w:drawing>
-          <wp:anchor distT="0" distB="0" distL="114300" distR="114300" simplePos="0" relativeHeight="251665408" behindDoc="1" locked="0" layoutInCell="1" allowOverlap="1" wp14:anchorId="7370D326" wp14:editId="22AC496D">
+          <wp:anchor distT="0" distB="0" distL="114300" distR="114300" simplePos="0" relativeHeight="251669504" behindDoc="1" locked="0" layoutInCell="1" allowOverlap="1" wp14:anchorId="7370D326" wp14:editId="7D351250">
             <wp:simplePos x="0" y="0"/>
             <wp:positionH relativeFrom="column">
               <wp:posOffset>436908</wp:posOffset>
@@ -4802,81 +4807,20 @@
           <w:noProof/>
           <w:sz w:val="20"/>
           <w:szCs w:val="20"/>
+          <w:lang w:bidi="ne-NP"/>
         </w:rPr>
         <w:drawing>
-          <wp:anchor distT="0" distB="0" distL="114300" distR="114300" simplePos="0" relativeHeight="251663360" behindDoc="1" locked="0" layoutInCell="1" allowOverlap="1" wp14:anchorId="45EA11FC" wp14:editId="20C52EEE">
+          <wp:anchor distT="0" distB="0" distL="114300" distR="114300" simplePos="0" relativeHeight="251659776" behindDoc="1" locked="0" layoutInCell="1" allowOverlap="1" wp14:anchorId="03D00478" wp14:editId="50A8980B">
             <wp:simplePos x="0" y="0"/>
-            <wp:positionH relativeFrom="column">
-              <wp:posOffset>3609975</wp:posOffset>
+            <wp:positionH relativeFrom="margin">
+              <wp:posOffset>1642</wp:posOffset>
             </wp:positionH>
-            <wp:positionV relativeFrom="paragraph">
-              <wp:posOffset>274320</wp:posOffset>
-            </wp:positionV>
-            <wp:extent cx="1456944" cy="1347216"/>
-            <wp:effectExtent l="0" t="0" r="0" b="5715"/>
-            <wp:wrapNone/>
-            <wp:docPr id="1220026606" name="Picture 8" descr="FIRST_STAMP"/>
-            <wp:cNvGraphicFramePr>
-              <a:graphicFrameLocks xmlns:a="http://schemas.openxmlformats.org/drawingml/2006/main" noChangeAspect="1"/>
-            </wp:cNvGraphicFramePr>
-            <a:graphic xmlns:a="http://schemas.openxmlformats.org/drawingml/2006/main">
-              <a:graphicData uri="http://schemas.openxmlformats.org/drawingml/2006/picture">
-                <pic:pic xmlns:pic="http://schemas.openxmlformats.org/drawingml/2006/picture">
-                  <pic:nvPicPr>
-                    <pic:cNvPr id="743388322" name="Picture 8" descr="FIRST_STAMP"/>
-                    <pic:cNvPicPr/>
-                  </pic:nvPicPr>
-                  <pic:blipFill>
-                    <a:blip r:embed="rId11"/>
-                    <a:stretch>
-                      <a:fillRect/>
-                    </a:stretch>
-                  </pic:blipFill>
-                  <pic:spPr>
-                    <a:xfrm>
-                      <a:off x="0" y="0"/>
-                      <a:ext cx="1456944" cy="1347216"/>
-                    </a:xfrm>
-                    <a:prstGeom prst="rect">
-                      <a:avLst/>
-                    </a:prstGeom>
-                  </pic:spPr>
-                </pic:pic>
-              </a:graphicData>
-            </a:graphic>
-          </wp:anchor>
-        </w:drawing>
-      </w:r>
-    </w:p>
-    <w:p>
-      <w:pPr>
-        <w:jc w:val="center"/>
-        <w:rPr>
-          <w:rFonts w:asciiTheme="majorBidi" w:hAnsiTheme="majorBidi" w:cstheme="majorBidi"/>
-          <w:b/>
-          <w:sz w:val="28"/>
-          <w:u w:val="single"/>
-        </w:rPr>
-      </w:pPr>
-      <w:r>
-        <w:rPr>
-          <w:rFonts w:asciiTheme="majorBidi" w:hAnsiTheme="majorBidi" w:cstheme="majorBidi"/>
-          <w:noProof/>
-          <w:sz w:val="20"/>
-          <w:szCs w:val="20"/>
-        </w:rPr>
-        <w:drawing>
-          <wp:anchor distT="0" distB="0" distL="114300" distR="114300" simplePos="0" relativeHeight="251675648" behindDoc="1" locked="0" layoutInCell="1" allowOverlap="1" wp14:anchorId="03D00478" wp14:editId="732B0C81">
-            <wp:simplePos x="0" y="0"/>
-            <wp:positionH relativeFrom="column">
-              <wp:posOffset>0</wp:posOffset>
-            </wp:positionH>
-            <wp:positionV relativeFrom="paragraph">
-              <wp:posOffset>44450</wp:posOffset>
+            <wp:positionV relativeFrom="margin">
+              <wp:posOffset>6080736</wp:posOffset>
             </wp:positionV>
             <wp:extent cx="1353664" cy="1390650"/>
             <wp:effectExtent l="0" t="0" r="0" b="0"/>
-            <wp:wrapNone/>
+            <wp:wrapSquare wrapText="bothSides"/>
             <wp:docPr id="437612672" name="Picture 8" descr="LEAD_STAMP"/>
             <wp:cNvGraphicFramePr>
               <a:graphicFrameLocks xmlns:a="http://schemas.openxmlformats.org/drawingml/2006/main" noChangeAspect="1"/>
@@ -4918,6 +4862,69 @@
     </w:p>
     <w:p>
       <w:pPr>
+        <w:jc w:val="center"/>
+        <w:rPr>
+          <w:rFonts w:asciiTheme="majorBidi" w:hAnsiTheme="majorBidi" w:cstheme="majorBidi"/>
+          <w:b/>
+          <w:sz w:val="28"/>
+          <w:u w:val="single"/>
+        </w:rPr>
+      </w:pPr>
+      <w:r>
+        <w:rPr>
+          <w:rFonts w:asciiTheme="majorBidi" w:hAnsiTheme="majorBidi" w:cstheme="majorBidi"/>
+          <w:noProof/>
+          <w:sz w:val="20"/>
+          <w:szCs w:val="20"/>
+          <w:lang w:bidi="ne-NP"/>
+        </w:rPr>
+        <w:drawing>
+          <wp:anchor distT="0" distB="0" distL="114300" distR="114300" simplePos="0" relativeHeight="251658752" behindDoc="1" locked="0" layoutInCell="1" allowOverlap="1" wp14:anchorId="45EA11FC" wp14:editId="4CE4E744">
+            <wp:simplePos x="0" y="0"/>
+            <wp:positionH relativeFrom="margin">
+              <wp:posOffset>4032885</wp:posOffset>
+            </wp:positionH>
+            <wp:positionV relativeFrom="margin">
+              <wp:posOffset>6123940</wp:posOffset>
+            </wp:positionV>
+            <wp:extent cx="1456690" cy="1346835"/>
+            <wp:effectExtent l="0" t="0" r="0" b="5715"/>
+            <wp:wrapSquare wrapText="bothSides"/>
+            <wp:docPr id="1220026606" name="Picture 8" descr="FIRST_STAMP"/>
+            <wp:cNvGraphicFramePr>
+              <a:graphicFrameLocks xmlns:a="http://schemas.openxmlformats.org/drawingml/2006/main" noChangeAspect="1"/>
+            </wp:cNvGraphicFramePr>
+            <a:graphic xmlns:a="http://schemas.openxmlformats.org/drawingml/2006/main">
+              <a:graphicData uri="http://schemas.openxmlformats.org/drawingml/2006/picture">
+                <pic:pic xmlns:pic="http://schemas.openxmlformats.org/drawingml/2006/picture">
+                  <pic:nvPicPr>
+                    <pic:cNvPr id="743388322" name="Picture 8" descr="FIRST_STAMP"/>
+                    <pic:cNvPicPr/>
+                  </pic:nvPicPr>
+                  <pic:blipFill>
+                    <a:blip r:embed="rId11"/>
+                    <a:stretch>
+                      <a:fillRect/>
+                    </a:stretch>
+                  </pic:blipFill>
+                  <pic:spPr>
+                    <a:xfrm>
+                      <a:off x="0" y="0"/>
+                      <a:ext cx="1456690" cy="1346835"/>
+                    </a:xfrm>
+                    <a:prstGeom prst="rect">
+                      <a:avLst/>
+                    </a:prstGeom>
+                  </pic:spPr>
+                </pic:pic>
+              </a:graphicData>
+            </a:graphic>
+          </wp:anchor>
+        </w:drawing>
+      </w:r>
+    </w:p>
+    <w:p>
+      <w:pPr>
         <w:tabs>
           <w:tab w:val="left" w:pos="3150"/>
           <w:tab w:val="center" w:pos="4320"/>
@@ -4946,10 +4953,7 @@
     </w:p>
     <w:p>
       <w:pPr>
-        <w:tabs>
-          <w:tab w:val="left" w:pos="3150"/>
-          <w:tab w:val="center" w:pos="4320"/>
-        </w:tabs>
+        <w:jc w:val="center"/>
         <w:rPr>
           <w:rFonts w:asciiTheme="majorBidi" w:hAnsiTheme="majorBidi" w:cstheme="majorBidi"/>
           <w:b/>
@@ -4960,10 +4964,7 @@
     </w:p>
     <w:p>
       <w:pPr>
-        <w:tabs>
-          <w:tab w:val="left" w:pos="3150"/>
-          <w:tab w:val="center" w:pos="4320"/>
-        </w:tabs>
+        <w:jc w:val="center"/>
         <w:rPr>
           <w:rFonts w:asciiTheme="majorBidi" w:hAnsiTheme="majorBidi" w:cstheme="majorBidi"/>
           <w:b/>
@@ -4977,33 +4978,15 @@
         <w:jc w:val="center"/>
         <w:rPr>
           <w:rFonts w:asciiTheme="majorBidi" w:hAnsiTheme="majorBidi" w:cstheme="majorBidi"/>
+        </w:rPr>
+      </w:pPr>
+      <w:r>
+        <w:rPr>
+          <w:rFonts w:asciiTheme="majorBidi" w:hAnsiTheme="majorBidi" w:cstheme="majorBidi"/>
           <w:b/>
           <w:sz w:val="28"/>
           <w:u w:val="single"/>
         </w:rPr>
-        <w:sectPr>
-          <w:pgSz w:w="12240" w:h="15840"/>
-          <w:pgMar w:top="1440" w:right="1800" w:bottom="1440" w:left="1800" w:header="0" w:footer="2016" w:gutter="0"/>
-          <w:cols w:space="720"/>
-          <w:docGrid w:linePitch="360"/>
-        </w:sectPr>
-      </w:pPr>
-    </w:p>
-    <w:p>
-      <w:pPr>
-        <w:jc w:val="center"/>
-        <w:rPr>
-          <w:rFonts w:asciiTheme="majorBidi" w:hAnsiTheme="majorBidi" w:cstheme="majorBidi"/>
-        </w:rPr>
-      </w:pPr>
-      <w:r>
-        <w:rPr>
-          <w:rFonts w:asciiTheme="majorBidi" w:hAnsiTheme="majorBidi" w:cstheme="majorBidi"/>
-          <w:b/>
-          <w:sz w:val="28"/>
-          <w:u w:val="single"/>
-        </w:rPr>
-        <w:lastRenderedPageBreak/>
         <w:t>Letter of Price Bid</w:t>
       </w:r>
     </w:p>
@@ -5330,9 +5313,10 @@
           <w:noProof/>
           <w:sz w:val="20"/>
           <w:szCs w:val="20"/>
+          <w:lang w:bidi="ne-NP"/>
         </w:rPr>
         <w:drawing>
-          <wp:anchor distT="0" distB="0" distL="114300" distR="114300" simplePos="0" relativeHeight="251669504" behindDoc="1" locked="0" layoutInCell="1" allowOverlap="1" wp14:anchorId="48D7C564" wp14:editId="4FEB886B">
+          <wp:anchor distT="0" distB="0" distL="114300" distR="114300" simplePos="0" relativeHeight="251673600" behindDoc="1" locked="0" layoutInCell="1" allowOverlap="1" wp14:anchorId="48D7C564" wp14:editId="791FB327">
             <wp:simplePos x="0" y="0"/>
             <wp:positionH relativeFrom="column">
               <wp:posOffset>3667125</wp:posOffset>
@@ -5381,9 +5365,10 @@
           <w:noProof/>
           <w:sz w:val="20"/>
           <w:szCs w:val="20"/>
+          <w:lang w:bidi="ne-NP"/>
         </w:rPr>
         <w:drawing>
-          <wp:anchor distT="0" distB="0" distL="114300" distR="114300" simplePos="0" relativeHeight="251637760" behindDoc="1" locked="0" layoutInCell="1" allowOverlap="1" wp14:anchorId="0E5376F1" wp14:editId="28072C13">
+          <wp:anchor distT="0" distB="0" distL="114300" distR="114300" simplePos="0" relativeHeight="251636736" behindDoc="1" locked="0" layoutInCell="1" allowOverlap="1" wp14:anchorId="0E5376F1" wp14:editId="5028DE9F">
             <wp:simplePos x="0" y="0"/>
             <wp:positionH relativeFrom="column">
               <wp:posOffset>0</wp:posOffset>
@@ -5455,9 +5440,10 @@
           <w:noProof/>
           <w:sz w:val="20"/>
           <w:szCs w:val="20"/>
+          <w:lang w:bidi="ne-NP"/>
         </w:rPr>
         <w:drawing>
-          <wp:anchor distT="0" distB="0" distL="114300" distR="114300" simplePos="0" relativeHeight="251680768" behindDoc="1" locked="0" layoutInCell="1" allowOverlap="1" wp14:anchorId="2B56B6BF" wp14:editId="6F724CF3">
+          <wp:anchor distT="0" distB="0" distL="114300" distR="114300" simplePos="0" relativeHeight="251680768" behindDoc="1" locked="0" layoutInCell="1" allowOverlap="1" wp14:anchorId="2B56B6BF" wp14:editId="4AF1528D">
             <wp:simplePos x="0" y="0"/>
             <wp:positionH relativeFrom="column">
               <wp:posOffset>2003729</wp:posOffset>
@@ -5518,7 +5504,6 @@
         <w:rPr>
           <w:rFonts w:asciiTheme="majorBidi" w:eastAsia="Rockwell" w:hAnsiTheme="majorBidi" w:cstheme="majorBidi"/>
         </w:rPr>
-        <w:lastRenderedPageBreak/>
         <w:t>(j) Our firm, its affiliates or subsidiaries, including any Subcontractors or Suppliers for any part of the contract, has not been declared ineligible, under the Employer’s country laws or official regulations or by an act of compliance with a decision of the United Nations Security Council;</w:t>
       </w:r>
     </w:p>
@@ -5636,15 +5621,16 @@
           <w:noProof/>
           <w:sz w:val="20"/>
           <w:szCs w:val="20"/>
+          <w:lang w:bidi="ne-NP"/>
         </w:rPr>
         <w:drawing>
-          <wp:anchor distT="0" distB="0" distL="114300" distR="114300" simplePos="0" relativeHeight="251662336" behindDoc="1" locked="0" layoutInCell="1" allowOverlap="1" wp14:anchorId="23744482" wp14:editId="7CD49CDB">
+          <wp:anchor distT="0" distB="0" distL="114300" distR="114300" simplePos="0" relativeHeight="251666432" behindDoc="1" locked="0" layoutInCell="1" allowOverlap="1" wp14:anchorId="23744482" wp14:editId="392674BF">
             <wp:simplePos x="0" y="0"/>
             <wp:positionH relativeFrom="column">
-              <wp:posOffset>3107055</wp:posOffset>
+              <wp:posOffset>3132934</wp:posOffset>
             </wp:positionH>
             <wp:positionV relativeFrom="paragraph">
-              <wp:posOffset>133350</wp:posOffset>
+              <wp:posOffset>12580</wp:posOffset>
             </wp:positionV>
             <wp:extent cx="1353664" cy="1390650"/>
             <wp:effectExtent l="0" t="0" r="0" b="0"/>
@@ -5739,28 +5725,22 @@
           <w:rFonts w:asciiTheme="majorBidi" w:hAnsiTheme="majorBidi" w:cstheme="majorBidi"/>
         </w:rPr>
       </w:pPr>
-    </w:p>
-    <w:p>
-      <w:pPr>
-        <w:rPr>
-          <w:rFonts w:asciiTheme="majorBidi" w:hAnsiTheme="majorBidi" w:cstheme="majorBidi"/>
-        </w:rPr>
-      </w:pPr>
       <w:r>
         <w:rPr>
           <w:rFonts w:asciiTheme="majorBidi" w:hAnsiTheme="majorBidi" w:cstheme="majorBidi"/>
           <w:noProof/>
           <w:sz w:val="20"/>
           <w:szCs w:val="20"/>
+          <w:lang w:bidi="ne-NP"/>
         </w:rPr>
         <w:drawing>
-          <wp:anchor distT="0" distB="0" distL="114300" distR="114300" simplePos="0" relativeHeight="251658240" behindDoc="1" locked="0" layoutInCell="1" allowOverlap="1" wp14:anchorId="40087C32" wp14:editId="68517D59">
+          <wp:anchor distT="0" distB="0" distL="114300" distR="114300" simplePos="0" relativeHeight="251658240" behindDoc="1" locked="0" layoutInCell="1" allowOverlap="1" wp14:anchorId="40087C32" wp14:editId="354BA7FE">
             <wp:simplePos x="0" y="0"/>
             <wp:positionH relativeFrom="column">
-              <wp:posOffset>580445</wp:posOffset>
+              <wp:posOffset>606269</wp:posOffset>
             </wp:positionH>
             <wp:positionV relativeFrom="paragraph">
-              <wp:posOffset>36389</wp:posOffset>
+              <wp:posOffset>158199</wp:posOffset>
             </wp:positionV>
             <wp:extent cx="840740" cy="485775"/>
             <wp:effectExtent l="0" t="0" r="0" b="9525"/>
@@ -5807,21 +5787,29 @@
           <w:rFonts w:asciiTheme="majorBidi" w:hAnsiTheme="majorBidi" w:cstheme="majorBidi"/>
         </w:rPr>
       </w:pPr>
+    </w:p>
+    <w:p>
+      <w:pPr>
+        <w:rPr>
+          <w:rFonts w:asciiTheme="majorBidi" w:hAnsiTheme="majorBidi" w:cstheme="majorBidi"/>
+        </w:rPr>
+      </w:pPr>
       <w:r>
         <w:rPr>
           <w:rFonts w:asciiTheme="majorBidi" w:hAnsiTheme="majorBidi" w:cstheme="majorBidi"/>
           <w:noProof/>
           <w:sz w:val="20"/>
           <w:szCs w:val="20"/>
+          <w:lang w:bidi="ne-NP"/>
         </w:rPr>
         <w:drawing>
-          <wp:anchor distT="0" distB="0" distL="114300" distR="114300" simplePos="0" relativeHeight="251654144" behindDoc="1" locked="0" layoutInCell="1" allowOverlap="1" wp14:anchorId="4FEE60DF" wp14:editId="0E9913CD">
+          <wp:anchor distT="0" distB="0" distL="114300" distR="114300" simplePos="0" relativeHeight="251653120" behindDoc="1" locked="0" layoutInCell="1" allowOverlap="1" wp14:anchorId="4FEE60DF" wp14:editId="2E9BE4B6">
             <wp:simplePos x="0" y="0"/>
             <wp:positionH relativeFrom="column">
-              <wp:posOffset>4458335</wp:posOffset>
+              <wp:posOffset>4510094</wp:posOffset>
             </wp:positionH>
             <wp:positionV relativeFrom="paragraph">
-              <wp:posOffset>134620</wp:posOffset>
+              <wp:posOffset>5224</wp:posOffset>
             </wp:positionV>
             <wp:extent cx="1456944" cy="1347216"/>
             <wp:effectExtent l="0" t="0" r="0" b="5715"/>
@@ -5858,13 +5846,6 @@
           </wp:anchor>
         </w:drawing>
       </w:r>
-    </w:p>
-    <w:p>
-      <w:pPr>
-        <w:rPr>
-          <w:rFonts w:asciiTheme="majorBidi" w:hAnsiTheme="majorBidi" w:cstheme="majorBidi"/>
-        </w:rPr>
-      </w:pPr>
       <w:r>
         <w:rPr>
           <w:rFonts w:asciiTheme="majorBidi" w:hAnsiTheme="majorBidi" w:cstheme="majorBidi"/>
@@ -5874,6 +5855,7 @@
     </w:p>
     <w:p>
       <w:pPr>
+        <w:spacing w:line="240" w:lineRule="auto"/>
         <w:rPr>
           <w:rFonts w:asciiTheme="majorBidi" w:hAnsiTheme="majorBidi" w:cstheme="majorBidi"/>
         </w:rPr>
@@ -5894,6 +5876,7 @@
     </w:p>
     <w:p>
       <w:pPr>
+        <w:spacing w:line="240" w:lineRule="auto"/>
         <w:rPr>
           <w:rFonts w:asciiTheme="majorBidi" w:hAnsiTheme="majorBidi" w:cstheme="majorBidi"/>
         </w:rPr>
@@ -5909,50 +5892,16 @@
         <w:rPr>
           <w:rFonts w:asciiTheme="majorBidi" w:hAnsiTheme="majorBidi" w:cstheme="majorBidi"/>
         </w:rPr>
-        <w:t>{{BID_DATE}}</w:t>
-      </w:r>
-    </w:p>
-    <w:p>
-      <w:pPr>
-        <w:rPr>
-          <w:rFonts w:asciiTheme="majorBidi" w:hAnsiTheme="majorBidi" w:cstheme="majorBidi"/>
-        </w:rPr>
-      </w:pPr>
-    </w:p>
-    <w:p>
-      <w:pPr>
-        <w:rPr>
-          <w:rFonts w:asciiTheme="majorBidi" w:hAnsiTheme="majorBidi" w:cstheme="majorBidi"/>
-        </w:rPr>
-      </w:pPr>
-    </w:p>
-    <w:p>
-      <w:pPr>
-        <w:rPr>
-          <w:rFonts w:asciiTheme="majorBidi" w:hAnsiTheme="majorBidi" w:cstheme="majorBidi"/>
-        </w:rPr>
-      </w:pPr>
-    </w:p>
-    <w:p>
-      <w:pPr>
-        <w:rPr>
-          <w:rFonts w:asciiTheme="majorBidi" w:hAnsiTheme="majorBidi" w:cstheme="majorBidi"/>
-        </w:rPr>
-      </w:pPr>
-    </w:p>
-    <w:p>
-      <w:pPr>
-        <w:rPr>
-          <w:rFonts w:asciiTheme="majorBidi" w:hAnsiTheme="majorBidi" w:cstheme="majorBidi"/>
-        </w:rPr>
-      </w:pPr>
-    </w:p>
-    <w:p>
-      <w:pPr>
-        <w:rPr>
-          <w:rFonts w:asciiTheme="majorBidi" w:hAnsiTheme="majorBidi" w:cstheme="majorBidi"/>
-        </w:rPr>
-      </w:pPr>
+        <w:t>{{BID</w:t>
+      </w:r>
+      <w:bookmarkStart w:id="0" w:name="_GoBack"/>
+      <w:bookmarkEnd w:id="0"/>
+      <w:r>
+        <w:rPr>
+          <w:rFonts w:asciiTheme="majorBidi" w:hAnsiTheme="majorBidi" w:cstheme="majorBidi"/>
+        </w:rPr>
+        <w:t>_DATE}}</w:t>
+      </w:r>
     </w:p>
     <w:p>
       <w:pPr>
@@ -5976,7 +5925,7 @@
           <w:bCs/>
         </w:rPr>
       </w:pPr>
-      <w:bookmarkStart w:id="2" w:name="_Hlk154073498"/>
+      <w:bookmarkStart w:id="1" w:name="_Hlk154073498"/>
       <w:r>
         <w:rPr>
           <w:rFonts w:asciiTheme="majorBidi" w:hAnsiTheme="majorBidi" w:cstheme="majorBidi"/>
@@ -5986,7 +5935,6 @@
           <w:szCs w:val="24"/>
           <w:u w:val="single"/>
         </w:rPr>
-        <w:lastRenderedPageBreak/>
         <w:t>Date:</w:t>
       </w:r>
       <w:r>
@@ -6397,76 +6345,20 @@
         <w:rPr>
           <w:rFonts w:asciiTheme="majorBidi" w:hAnsiTheme="majorBidi" w:cstheme="majorBidi"/>
           <w:noProof/>
-          <w:sz w:val="20"/>
-          <w:szCs w:val="20"/>
-        </w:rPr>
-        <w:drawing>
-          <wp:anchor distT="0" distB="0" distL="114300" distR="114300" simplePos="0" relativeHeight="251646976" behindDoc="1" locked="0" layoutInCell="1" allowOverlap="1" wp14:anchorId="15588C85" wp14:editId="7E44B796">
-            <wp:simplePos x="0" y="0"/>
-            <wp:positionH relativeFrom="column">
-              <wp:posOffset>1507490</wp:posOffset>
-            </wp:positionH>
-            <wp:positionV relativeFrom="paragraph">
-              <wp:posOffset>247650</wp:posOffset>
-            </wp:positionV>
-            <wp:extent cx="1353664" cy="1390650"/>
-            <wp:effectExtent l="0" t="0" r="0" b="0"/>
-            <wp:wrapNone/>
-            <wp:docPr id="784438900" name="Picture 8" descr="LEAD_STAMP"/>
-            <wp:cNvGraphicFramePr>
-              <a:graphicFrameLocks xmlns:a="http://schemas.openxmlformats.org/drawingml/2006/main" noChangeAspect="1"/>
-            </wp:cNvGraphicFramePr>
-            <a:graphic xmlns:a="http://schemas.openxmlformats.org/drawingml/2006/main">
-              <a:graphicData uri="http://schemas.openxmlformats.org/drawingml/2006/picture">
-                <pic:pic xmlns:pic="http://schemas.openxmlformats.org/drawingml/2006/picture">
-                  <pic:nvPicPr>
-                    <pic:cNvPr id="195424474" name="Picture 8" descr="LEAD_STAMP"/>
-                    <pic:cNvPicPr/>
-                  </pic:nvPicPr>
-                  <pic:blipFill>
-                    <a:blip r:embed="rId8"/>
-                    <a:stretch>
-                      <a:fillRect/>
-                    </a:stretch>
-                  </pic:blipFill>
-                  <pic:spPr>
-                    <a:xfrm>
-                      <a:off x="0" y="0"/>
-                      <a:ext cx="1353664" cy="1390650"/>
-                    </a:xfrm>
-                    <a:prstGeom prst="rect">
-                      <a:avLst/>
-                    </a:prstGeom>
-                  </pic:spPr>
-                </pic:pic>
-              </a:graphicData>
-            </a:graphic>
-            <wp14:sizeRelH relativeFrom="margin">
-              <wp14:pctWidth>0</wp14:pctWidth>
-            </wp14:sizeRelH>
-            <wp14:sizeRelV relativeFrom="margin">
-              <wp14:pctHeight>0</wp14:pctHeight>
-            </wp14:sizeRelV>
-          </wp:anchor>
-        </w:drawing>
-      </w:r>
-      <w:r>
-        <w:rPr>
-          <w:rFonts w:asciiTheme="majorBidi" w:hAnsiTheme="majorBidi" w:cstheme="majorBidi"/>
-          <w:noProof/>
           <w:color w:val="000000"/>
           <w:u w:val="single"/>
+          <w:lang w:bidi="ne-NP"/>
         </w:rPr>
         <mc:AlternateContent>
           <mc:Choice Requires="wps">
             <w:drawing>
-              <wp:anchor distT="0" distB="0" distL="114300" distR="114300" simplePos="0" relativeHeight="251643904" behindDoc="1" locked="0" layoutInCell="1" allowOverlap="1" wp14:anchorId="7AAE3E24" wp14:editId="07F8300B">
+              <wp:anchor distT="0" distB="0" distL="114300" distR="114300" simplePos="0" relativeHeight="251655680" behindDoc="1" locked="0" layoutInCell="1" allowOverlap="1" wp14:anchorId="7AAE3E24" wp14:editId="72098573">
                 <wp:simplePos x="0" y="0"/>
                 <wp:positionH relativeFrom="column">
-                  <wp:posOffset>3223260</wp:posOffset>
+                  <wp:posOffset>3869330</wp:posOffset>
                 </wp:positionH>
                 <wp:positionV relativeFrom="paragraph">
-                  <wp:posOffset>245110</wp:posOffset>
+                  <wp:posOffset>175583</wp:posOffset>
                 </wp:positionV>
                 <wp:extent cx="2314575" cy="1044575"/>
                 <wp:effectExtent l="0" t="0" r="28575" b="22225"/>
@@ -6510,12 +6402,13 @@
                             <w:r>
                               <w:rPr>
                                 <w:noProof/>
+                                <w:lang w:bidi="ne-NP"/>
                               </w:rPr>
                               <w:drawing>
                                 <wp:inline distT="0" distB="0" distL="0" distR="0" wp14:anchorId="32B2513B" wp14:editId="7DE31F3E">
                                   <wp:extent cx="840740" cy="588010"/>
                                   <wp:effectExtent l="0" t="0" r="0" b="2540"/>
-                                  <wp:docPr id="1142853954" name="Picture 7" descr="LEAD_CEO_SIG"/>
+                                  <wp:docPr id="4" name="Picture 7" descr="LEAD_CEO_SIG"/>
                                   <wp:cNvGraphicFramePr>
                                     <a:graphicFrameLocks xmlns:a="http://schemas.openxmlformats.org/drawingml/2006/main" noChangeAspect="1"/>
                                   </wp:cNvGraphicFramePr>
@@ -6573,7 +6466,7 @@
                 <v:stroke joinstyle="miter"/>
                 <v:path gradientshapeok="t" o:connecttype="rect"/>
               </v:shapetype>
-              <v:shape id="Text Box 1" o:spid="_x0000_s1026" type="#_x0000_t202" style="position:absolute;left:0;text-align:left;margin-left:253.8pt;margin-top:19.3pt;width:182.25pt;height:82.25pt;z-index:-251672576;visibility:visible;mso-wrap-style:square;mso-height-percent:0;mso-wrap-distance-left:9pt;mso-wrap-distance-top:0;mso-wrap-distance-right:9pt;mso-wrap-distance-bottom:0;mso-position-horizontal:absolute;mso-position-horizontal-relative:text;mso-position-vertical:absolute;mso-position-vertical-relative:text;mso-height-percent:0;mso-height-relative:margin;v-text-anchor:top" o:gfxdata="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" fillcolor="white [3201]" strokecolor="black [3200]" strokeweight="2pt">
+              <v:shape id="Text Box 1" o:spid="_x0000_s1026" type="#_x0000_t202" style="position:absolute;left:0;text-align:left;margin-left:304.65pt;margin-top:13.85pt;width:182.25pt;height:82.25pt;z-index:-251660800;visibility:visible;mso-wrap-style:square;mso-height-percent:0;mso-wrap-distance-left:9pt;mso-wrap-distance-top:0;mso-wrap-distance-right:9pt;mso-wrap-distance-bottom:0;mso-position-horizontal:absolute;mso-position-horizontal-relative:text;mso-position-vertical:absolute;mso-position-vertical-relative:text;mso-height-percent:0;mso-height-relative:margin;v-text-anchor:top" o:gfxdata="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" fillcolor="white [3201]" strokecolor="black [3200]" strokeweight="2pt">
                 <v:textbox>
                   <w:txbxContent>
                     <w:p>
@@ -6583,12 +6476,13 @@
                       <w:r>
                         <w:rPr>
                           <w:noProof/>
+                          <w:lang w:bidi="ne-NP"/>
                         </w:rPr>
                         <w:drawing>
                           <wp:inline distT="0" distB="0" distL="0" distR="0" wp14:anchorId="32B2513B" wp14:editId="7DE31F3E">
                             <wp:extent cx="840740" cy="588010"/>
                             <wp:effectExtent l="0" t="0" r="0" b="2540"/>
-                            <wp:docPr id="1142853954" name="Picture 7" descr="LEAD_CEO_SIG"/>
+                            <wp:docPr id="4" name="Picture 7" descr="LEAD_CEO_SIG"/>
                             <wp:cNvGraphicFramePr>
                               <a:graphicFrameLocks xmlns:a="http://schemas.openxmlformats.org/drawingml/2006/main" noChangeAspect="1"/>
                             </wp:cNvGraphicFramePr>
@@ -6633,6 +6527,64 @@
       <w:r>
         <w:rPr>
           <w:rFonts w:asciiTheme="majorBidi" w:hAnsiTheme="majorBidi" w:cstheme="majorBidi"/>
+          <w:noProof/>
+          <w:sz w:val="20"/>
+          <w:szCs w:val="20"/>
+          <w:lang w:bidi="ne-NP"/>
+        </w:rPr>
+        <w:drawing>
+          <wp:anchor distT="0" distB="0" distL="114300" distR="114300" simplePos="0" relativeHeight="251656704" behindDoc="1" locked="0" layoutInCell="1" allowOverlap="1" wp14:anchorId="15588C85" wp14:editId="3E9A8BAD">
+            <wp:simplePos x="0" y="0"/>
+            <wp:positionH relativeFrom="column">
+              <wp:posOffset>1403973</wp:posOffset>
+            </wp:positionH>
+            <wp:positionV relativeFrom="paragraph">
+              <wp:posOffset>187265</wp:posOffset>
+            </wp:positionV>
+            <wp:extent cx="1353664" cy="1390650"/>
+            <wp:effectExtent l="0" t="0" r="0" b="0"/>
+            <wp:wrapNone/>
+            <wp:docPr id="784438900" name="Picture 8" descr="LEAD_STAMP"/>
+            <wp:cNvGraphicFramePr>
+              <a:graphicFrameLocks xmlns:a="http://schemas.openxmlformats.org/drawingml/2006/main" noChangeAspect="1"/>
+            </wp:cNvGraphicFramePr>
+            <a:graphic xmlns:a="http://schemas.openxmlformats.org/drawingml/2006/main">
+              <a:graphicData uri="http://schemas.openxmlformats.org/drawingml/2006/picture">
+                <pic:pic xmlns:pic="http://schemas.openxmlformats.org/drawingml/2006/picture">
+                  <pic:nvPicPr>
+                    <pic:cNvPr id="195424474" name="Picture 8" descr="LEAD_STAMP"/>
+                    <pic:cNvPicPr/>
+                  </pic:nvPicPr>
+                  <pic:blipFill>
+                    <a:blip r:embed="rId8"/>
+                    <a:stretch>
+                      <a:fillRect/>
+                    </a:stretch>
+                  </pic:blipFill>
+                  <pic:spPr>
+                    <a:xfrm>
+                      <a:off x="0" y="0"/>
+                      <a:ext cx="1353664" cy="1390650"/>
+                    </a:xfrm>
+                    <a:prstGeom prst="rect">
+                      <a:avLst/>
+                    </a:prstGeom>
+                  </pic:spPr>
+                </pic:pic>
+              </a:graphicData>
+            </a:graphic>
+            <wp14:sizeRelH relativeFrom="margin">
+              <wp14:pctWidth>0</wp14:pctWidth>
+            </wp14:sizeRelH>
+            <wp14:sizeRelV relativeFrom="margin">
+              <wp14:pctHeight>0</wp14:pctHeight>
+            </wp14:sizeRelV>
+          </wp:anchor>
+        </w:drawing>
+      </w:r>
+      <w:r>
+        <w:rPr>
+          <w:rFonts w:asciiTheme="majorBidi" w:hAnsiTheme="majorBidi" w:cstheme="majorBidi"/>
           <w:color w:val="000000"/>
         </w:rPr>
         <w:t>Specimen</w:t>
@@ -6715,14 +6667,6 @@
         </w:rPr>
         <w:t xml:space="preserve">With Regards </w:t>
       </w:r>
-    </w:p>
-    <w:p>
-      <w:pPr>
-        <w:jc w:val="both"/>
-        <w:rPr>
-          <w:rFonts w:asciiTheme="majorBidi" w:hAnsiTheme="majorBidi" w:cstheme="majorBidi"/>
-        </w:rPr>
-      </w:pPr>
     </w:p>
     <w:tbl>
       <w:tblPr>
@@ -7080,9 +7024,10 @@
           <w:noProof/>
           <w:sz w:val="20"/>
           <w:szCs w:val="20"/>
+          <w:lang w:bidi="ne-NP"/>
         </w:rPr>
         <w:drawing>
-          <wp:anchor distT="0" distB="0" distL="114300" distR="114300" simplePos="0" relativeHeight="251672576" behindDoc="1" locked="0" layoutInCell="1" allowOverlap="1" wp14:anchorId="27715195" wp14:editId="44F0D251">
+          <wp:anchor distT="0" distB="0" distL="114300" distR="114300" simplePos="0" relativeHeight="251676672" behindDoc="1" locked="0" layoutInCell="1" allowOverlap="1" wp14:anchorId="27715195" wp14:editId="7D30D01E">
             <wp:simplePos x="0" y="0"/>
             <wp:positionH relativeFrom="column">
               <wp:posOffset>5073816</wp:posOffset>
@@ -7131,9 +7076,10 @@
           <w:noProof/>
           <w:sz w:val="20"/>
           <w:szCs w:val="20"/>
+          <w:lang w:bidi="ne-NP"/>
         </w:rPr>
         <w:drawing>
-          <wp:anchor distT="0" distB="0" distL="114300" distR="114300" simplePos="0" relativeHeight="251670528" behindDoc="1" locked="0" layoutInCell="1" allowOverlap="1" wp14:anchorId="182BC09C" wp14:editId="07A7B2D5">
+          <wp:anchor distT="0" distB="0" distL="114300" distR="114300" simplePos="0" relativeHeight="251674624" behindDoc="1" locked="0" layoutInCell="1" allowOverlap="1" wp14:anchorId="182BC09C" wp14:editId="54AD1A30">
             <wp:simplePos x="0" y="0"/>
             <wp:positionH relativeFrom="column">
               <wp:posOffset>2998608</wp:posOffset>
@@ -7182,9 +7128,10 @@
           <w:noProof/>
           <w:sz w:val="20"/>
           <w:szCs w:val="20"/>
+          <w:lang w:bidi="ne-NP"/>
         </w:rPr>
         <w:drawing>
-          <wp:anchor distT="0" distB="0" distL="114300" distR="114300" simplePos="0" relativeHeight="251639808" behindDoc="1" locked="0" layoutInCell="1" allowOverlap="1" wp14:anchorId="2A2FA215" wp14:editId="570BDDF3">
+          <wp:anchor distT="0" distB="0" distL="114300" distR="114300" simplePos="0" relativeHeight="251638784" behindDoc="1" locked="0" layoutInCell="1" allowOverlap="1" wp14:anchorId="2A2FA215" wp14:editId="0FD2970E">
             <wp:simplePos x="0" y="0"/>
             <wp:positionH relativeFrom="column">
               <wp:posOffset>387985</wp:posOffset>
@@ -7263,7 +7210,6 @@
           <w:szCs w:val="24"/>
           <w:u w:val="single"/>
         </w:rPr>
-        <w:lastRenderedPageBreak/>
         <w:t>Date:</w:t>
       </w:r>
       <w:r>
@@ -7524,9 +7470,10 @@
           <w:noProof/>
           <w:sz w:val="20"/>
           <w:szCs w:val="20"/>
+          <w:lang w:bidi="ne-NP"/>
         </w:rPr>
         <w:drawing>
-          <wp:anchor distT="0" distB="0" distL="114300" distR="114300" simplePos="0" relativeHeight="251656192" behindDoc="1" locked="0" layoutInCell="1" allowOverlap="1" wp14:anchorId="17F963A5" wp14:editId="7EDE8AFB">
+          <wp:anchor distT="0" distB="0" distL="114300" distR="114300" simplePos="0" relativeHeight="251657216" behindDoc="1" locked="0" layoutInCell="1" allowOverlap="1" wp14:anchorId="17F963A5" wp14:editId="1CF9B1FB">
             <wp:simplePos x="0" y="0"/>
             <wp:positionH relativeFrom="column">
               <wp:posOffset>2409825</wp:posOffset>
@@ -7590,9 +7537,10 @@
           <w:noProof/>
           <w:sz w:val="20"/>
           <w:szCs w:val="20"/>
+          <w:lang w:bidi="ne-NP"/>
         </w:rPr>
         <w:drawing>
-          <wp:anchor distT="0" distB="0" distL="114300" distR="114300" simplePos="0" relativeHeight="251640832" behindDoc="1" locked="0" layoutInCell="1" allowOverlap="1" wp14:anchorId="0483EEAD" wp14:editId="018DE3D9">
+          <wp:anchor distT="0" distB="0" distL="114300" distR="114300" simplePos="0" relativeHeight="251639808" behindDoc="1" locked="0" layoutInCell="1" allowOverlap="1" wp14:anchorId="0483EEAD" wp14:editId="15D4A990">
             <wp:simplePos x="0" y="0"/>
             <wp:positionH relativeFrom="column">
               <wp:posOffset>742950</wp:posOffset>
@@ -7890,7 +7838,6 @@
           <w:szCs w:val="24"/>
           <w:u w:val="single"/>
         </w:rPr>
-        <w:lastRenderedPageBreak/>
         <w:t>Date:</w:t>
       </w:r>
       <w:r>
@@ -8119,9 +8066,10 @@
           <w:noProof/>
           <w:sz w:val="20"/>
           <w:szCs w:val="20"/>
+          <w:lang w:bidi="ne-NP"/>
         </w:rPr>
         <w:drawing>
-          <wp:anchor distT="0" distB="0" distL="114300" distR="114300" simplePos="0" relativeHeight="251655168" behindDoc="1" locked="0" layoutInCell="1" allowOverlap="1" wp14:anchorId="37A835D3" wp14:editId="752815C4">
+          <wp:anchor distT="0" distB="0" distL="114300" distR="114300" simplePos="0" relativeHeight="251654144" behindDoc="1" locked="0" layoutInCell="1" allowOverlap="1" wp14:anchorId="37A835D3" wp14:editId="1A79B3E9">
             <wp:simplePos x="0" y="0"/>
             <wp:positionH relativeFrom="column">
               <wp:posOffset>2371725</wp:posOffset>
@@ -8211,9 +8159,10 @@
           <w:noProof/>
           <w:sz w:val="20"/>
           <w:szCs w:val="20"/>
+          <w:lang w:bidi="ne-NP"/>
         </w:rPr>
         <w:drawing>
-          <wp:anchor distT="0" distB="0" distL="114300" distR="114300" simplePos="0" relativeHeight="251642880" behindDoc="1" locked="0" layoutInCell="1" allowOverlap="1" wp14:anchorId="18541283" wp14:editId="247259DF">
+          <wp:anchor distT="0" distB="0" distL="114300" distR="114300" simplePos="0" relativeHeight="251641856" behindDoc="1" locked="0" layoutInCell="1" allowOverlap="1" wp14:anchorId="18541283" wp14:editId="49F7A6C5">
             <wp:simplePos x="0" y="0"/>
             <wp:positionH relativeFrom="column">
               <wp:posOffset>840740</wp:posOffset>
@@ -8466,14 +8415,6 @@
     </w:p>
     <w:p>
       <w:pPr>
-        <w:jc w:val="both"/>
-        <w:rPr>
-          <w:rFonts w:asciiTheme="majorBidi" w:hAnsiTheme="majorBidi" w:cstheme="majorBidi"/>
-        </w:rPr>
-      </w:pPr>
-    </w:p>
-    <w:p>
-      <w:pPr>
         <w:rPr>
           <w:rFonts w:asciiTheme="majorBidi" w:hAnsiTheme="majorBidi" w:cstheme="majorBidi"/>
           <w:b/>
@@ -8506,7 +8447,6 @@
           <w:szCs w:val="24"/>
           <w:u w:val="single"/>
         </w:rPr>
-        <w:lastRenderedPageBreak/>
         <w:t>Date:</w:t>
       </w:r>
       <w:r>
@@ -8952,11 +8892,12 @@
       <w:r>
         <w:rPr>
           <w:noProof/>
+          <w:lang w:bidi="ne-NP"/>
         </w:rPr>
         <mc:AlternateContent>
           <mc:Choice Requires="wps">
             <w:drawing>
-              <wp:anchor distT="0" distB="0" distL="114300" distR="114300" simplePos="0" relativeHeight="251644928" behindDoc="1" locked="0" layoutInCell="1" allowOverlap="1" wp14:anchorId="7EC98715" wp14:editId="72C1A779">
+              <wp:anchor distT="0" distB="0" distL="114300" distR="114300" simplePos="0" relativeHeight="251643904" behindDoc="1" locked="0" layoutInCell="1" allowOverlap="1" wp14:anchorId="7EC98715" wp14:editId="3CC5A517">
                 <wp:simplePos x="0" y="0"/>
                 <wp:positionH relativeFrom="column">
                   <wp:posOffset>1752658</wp:posOffset>
@@ -9041,7 +8982,7 @@
           </mc:Choice>
           <mc:Fallback>
             <w:pict>
-              <v:shape w14:anchorId="7EC98715" id="_x0000_s1027" type="#_x0000_t202" style="position:absolute;left:0;text-align:left;margin-left:138pt;margin-top:12.7pt;width:2in;height:2in;z-index:-251671552;visibility:visible;mso-wrap-style:none;mso-wrap-distance-left:9pt;mso-wrap-distance-top:0;mso-wrap-distance-right:9pt;mso-wrap-distance-bottom:0;mso-position-horizontal:absolute;mso-position-horizontal-relative:text;mso-position-vertical:absolute;mso-position-vertical-relative:text;v-text-anchor:top" o:gfxdata="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" fillcolor="white [3201]" strokecolor="black [3213]" strokeweight="2pt">
+              <v:shape w14:anchorId="7EC98715" id="_x0000_s1027" type="#_x0000_t202" style="position:absolute;left:0;text-align:left;margin-left:138pt;margin-top:12.7pt;width:2in;height:2in;z-index:-251672576;visibility:visible;mso-wrap-style:none;mso-wrap-distance-left:9pt;mso-wrap-distance-top:0;mso-wrap-distance-right:9pt;mso-wrap-distance-bottom:0;mso-position-horizontal:absolute;mso-position-horizontal-relative:text;mso-position-vertical:absolute;mso-position-vertical-relative:text;v-text-anchor:top" o:gfxdata="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" fillcolor="white [3201]" strokecolor="black [3213]" strokeweight="2pt">
                 <v:textbox style="mso-fit-shape-to-text:t">
                   <w:txbxContent>
                     <w:p>
@@ -9103,9 +9044,10 @@
           <w:noProof/>
           <w:sz w:val="20"/>
           <w:szCs w:val="20"/>
+          <w:lang w:bidi="ne-NP"/>
         </w:rPr>
         <w:drawing>
-          <wp:anchor distT="0" distB="0" distL="114300" distR="114300" simplePos="0" relativeHeight="251664384" behindDoc="1" locked="0" layoutInCell="1" allowOverlap="1" wp14:anchorId="3199B34D" wp14:editId="67F61D81">
+          <wp:anchor distT="0" distB="0" distL="114300" distR="114300" simplePos="0" relativeHeight="251668480" behindDoc="1" locked="0" layoutInCell="1" allowOverlap="1" wp14:anchorId="3199B34D" wp14:editId="055B2ED0">
             <wp:simplePos x="0" y="0"/>
             <wp:positionH relativeFrom="column">
               <wp:posOffset>2762250</wp:posOffset>
@@ -9166,9 +9108,10 @@
           <w:noProof/>
           <w:sz w:val="20"/>
           <w:szCs w:val="20"/>
+          <w:lang w:bidi="ne-NP"/>
         </w:rPr>
         <w:drawing>
-          <wp:anchor distT="0" distB="0" distL="114300" distR="114300" simplePos="0" relativeHeight="251648000" behindDoc="1" locked="0" layoutInCell="1" allowOverlap="1" wp14:anchorId="19036834" wp14:editId="1AABFA92">
+          <wp:anchor distT="0" distB="0" distL="114300" distR="114300" simplePos="0" relativeHeight="251646976" behindDoc="1" locked="0" layoutInCell="1" allowOverlap="1" wp14:anchorId="19036834" wp14:editId="161F91AB">
             <wp:simplePos x="0" y="0"/>
             <wp:positionH relativeFrom="column">
               <wp:posOffset>840740</wp:posOffset>
@@ -9450,18 +9393,6 @@
           <w:szCs w:val="24"/>
           <w:u w:val="single"/>
         </w:rPr>
-      </w:pPr>
-    </w:p>
-    <w:p>
-      <w:pPr>
-        <w:rPr>
-          <w:rFonts w:asciiTheme="majorBidi" w:hAnsiTheme="majorBidi" w:cstheme="majorBidi"/>
-          <w:b/>
-          <w:bCs/>
-          <w:sz w:val="24"/>
-          <w:szCs w:val="24"/>
-          <w:u w:val="single"/>
-        </w:rPr>
         <w:sectPr>
           <w:pgSz w:w="12240" w:h="15840"/>
           <w:pgMar w:top="1440" w:right="864" w:bottom="1440" w:left="864" w:header="0" w:footer="0" w:gutter="0"/>
@@ -9488,7 +9419,6 @@
           <w:szCs w:val="24"/>
           <w:u w:val="single"/>
         </w:rPr>
-        <w:lastRenderedPageBreak/>
         <w:t>Date:</w:t>
       </w:r>
       <w:r>
@@ -9853,9 +9783,10 @@
           <w:noProof/>
           <w:sz w:val="20"/>
           <w:szCs w:val="20"/>
+          <w:lang w:bidi="ne-NP"/>
         </w:rPr>
         <w:drawing>
-          <wp:anchor distT="0" distB="0" distL="114300" distR="114300" simplePos="0" relativeHeight="251650048" behindDoc="1" locked="0" layoutInCell="1" allowOverlap="1" wp14:anchorId="014FE6AE" wp14:editId="5AAFDE64">
+          <wp:anchor distT="0" distB="0" distL="114300" distR="114300" simplePos="0" relativeHeight="251649024" behindDoc="1" locked="0" layoutInCell="1" allowOverlap="1" wp14:anchorId="014FE6AE" wp14:editId="54241820">
             <wp:simplePos x="0" y="0"/>
             <wp:positionH relativeFrom="column">
               <wp:posOffset>5400675</wp:posOffset>
@@ -10005,9 +9936,10 @@
                 <w:noProof/>
                 <w:sz w:val="20"/>
                 <w:szCs w:val="20"/>
+                <w:lang w:bidi="ne-NP"/>
               </w:rPr>
               <w:drawing>
-                <wp:anchor distT="0" distB="0" distL="114300" distR="114300" simplePos="0" relativeHeight="251660288" behindDoc="1" locked="0" layoutInCell="1" allowOverlap="1" wp14:anchorId="5682EEB9" wp14:editId="4D823EB2">
+                <wp:anchor distT="0" distB="0" distL="114300" distR="114300" simplePos="0" relativeHeight="251664384" behindDoc="1" locked="0" layoutInCell="1" allowOverlap="1" wp14:anchorId="5682EEB9" wp14:editId="07BE56A6">
                   <wp:simplePos x="0" y="0"/>
                   <wp:positionH relativeFrom="column">
                     <wp:posOffset>-3810</wp:posOffset>
@@ -10668,9 +10600,10 @@
           <w:noProof/>
           <w:sz w:val="20"/>
           <w:szCs w:val="20"/>
+          <w:lang w:bidi="ne-NP"/>
         </w:rPr>
         <w:drawing>
-          <wp:anchor distT="0" distB="0" distL="114300" distR="114300" simplePos="0" relativeHeight="251674624" behindDoc="1" locked="0" layoutInCell="1" allowOverlap="1" wp14:anchorId="1D7B8D0B" wp14:editId="5276A91A">
+          <wp:anchor distT="0" distB="0" distL="114300" distR="114300" simplePos="0" relativeHeight="251678720" behindDoc="1" locked="0" layoutInCell="1" allowOverlap="1" wp14:anchorId="1D7B8D0B" wp14:editId="2C0EDBAC">
             <wp:simplePos x="0" y="0"/>
             <wp:positionH relativeFrom="column">
               <wp:posOffset>5194935</wp:posOffset>
@@ -10722,9 +10655,10 @@
           <w:noProof/>
           <w:sz w:val="20"/>
           <w:szCs w:val="20"/>
+          <w:lang w:bidi="ne-NP"/>
         </w:rPr>
         <w:drawing>
-          <wp:anchor distT="0" distB="0" distL="114300" distR="114300" simplePos="0" relativeHeight="251673600" behindDoc="1" locked="0" layoutInCell="1" allowOverlap="1" wp14:anchorId="67574709" wp14:editId="40045685">
+          <wp:anchor distT="0" distB="0" distL="114300" distR="114300" simplePos="0" relativeHeight="251677696" behindDoc="1" locked="0" layoutInCell="1" allowOverlap="1" wp14:anchorId="67574709" wp14:editId="510E2642">
             <wp:simplePos x="0" y="0"/>
             <wp:positionH relativeFrom="column">
               <wp:posOffset>2895600</wp:posOffset>
@@ -10776,9 +10710,10 @@
           <w:noProof/>
           <w:sz w:val="20"/>
           <w:szCs w:val="20"/>
+          <w:lang w:bidi="ne-NP"/>
         </w:rPr>
         <w:drawing>
-          <wp:anchor distT="0" distB="0" distL="114300" distR="114300" simplePos="0" relativeHeight="251661312" behindDoc="1" locked="0" layoutInCell="1" allowOverlap="1" wp14:anchorId="1DEF4570" wp14:editId="636B201D">
+          <wp:anchor distT="0" distB="0" distL="114300" distR="114300" simplePos="0" relativeHeight="251665408" behindDoc="1" locked="0" layoutInCell="1" allowOverlap="1" wp14:anchorId="1DEF4570" wp14:editId="26DE8479">
             <wp:simplePos x="0" y="0"/>
             <wp:positionH relativeFrom="column">
               <wp:posOffset>676275</wp:posOffset>
@@ -10861,7 +10796,6 @@
           <w:szCs w:val="24"/>
           <w:u w:val="single"/>
         </w:rPr>
-        <w:lastRenderedPageBreak/>
         <w:t>Date:</w:t>
       </w:r>
       <w:r>
@@ -11123,9 +11057,10 @@
           <w:noProof/>
           <w:sz w:val="20"/>
           <w:szCs w:val="20"/>
+          <w:lang w:bidi="ne-NP"/>
         </w:rPr>
         <w:drawing>
-          <wp:anchor distT="0" distB="0" distL="114300" distR="114300" simplePos="0" relativeHeight="251651072" behindDoc="1" locked="0" layoutInCell="1" allowOverlap="1" wp14:anchorId="1984124F" wp14:editId="669AA866">
+          <wp:anchor distT="0" distB="0" distL="114300" distR="114300" simplePos="0" relativeHeight="251650048" behindDoc="1" locked="0" layoutInCell="1" allowOverlap="1" wp14:anchorId="1984124F" wp14:editId="418CEF46">
             <wp:simplePos x="0" y="0"/>
             <wp:positionH relativeFrom="column">
               <wp:posOffset>3077845</wp:posOffset>
@@ -11183,9 +11118,10 @@
           <w:noProof/>
           <w:sz w:val="20"/>
           <w:szCs w:val="20"/>
+          <w:lang w:bidi="ne-NP"/>
         </w:rPr>
         <w:drawing>
-          <wp:anchor distT="0" distB="0" distL="114300" distR="114300" simplePos="0" relativeHeight="251666432" behindDoc="1" locked="0" layoutInCell="1" allowOverlap="1" wp14:anchorId="26548FD2" wp14:editId="7995964C">
+          <wp:anchor distT="0" distB="0" distL="114300" distR="114300" simplePos="0" relativeHeight="251670528" behindDoc="1" locked="0" layoutInCell="1" allowOverlap="1" wp14:anchorId="26548FD2" wp14:editId="56C417AF">
             <wp:simplePos x="0" y="0"/>
             <wp:positionH relativeFrom="column">
               <wp:posOffset>657225</wp:posOffset>
@@ -11523,7 +11459,6 @@
           <w:szCs w:val="24"/>
           <w:u w:val="single"/>
         </w:rPr>
-        <w:lastRenderedPageBreak/>
         <w:t>Date:</w:t>
       </w:r>
       <w:r>
@@ -11752,9 +11687,10 @@
           <w:noProof/>
           <w:sz w:val="20"/>
           <w:szCs w:val="20"/>
+          <w:lang w:bidi="ne-NP"/>
         </w:rPr>
         <w:drawing>
-          <wp:anchor distT="0" distB="0" distL="114300" distR="114300" simplePos="0" relativeHeight="251653120" behindDoc="1" locked="0" layoutInCell="1" allowOverlap="1" wp14:anchorId="34EF560D" wp14:editId="62D5C717">
+          <wp:anchor distT="0" distB="0" distL="114300" distR="114300" simplePos="0" relativeHeight="251652096" behindDoc="1" locked="0" layoutInCell="1" allowOverlap="1" wp14:anchorId="34EF560D" wp14:editId="3BCD8AD0">
             <wp:simplePos x="0" y="0"/>
             <wp:positionH relativeFrom="column">
               <wp:posOffset>3401695</wp:posOffset>
@@ -11846,9 +11782,10 @@
           <w:noProof/>
           <w:sz w:val="20"/>
           <w:szCs w:val="20"/>
+          <w:lang w:bidi="ne-NP"/>
         </w:rPr>
         <w:drawing>
-          <wp:anchor distT="0" distB="0" distL="114300" distR="114300" simplePos="0" relativeHeight="251668480" behindDoc="1" locked="0" layoutInCell="1" allowOverlap="1" wp14:anchorId="66FF1400" wp14:editId="16DC0F3D">
+          <wp:anchor distT="0" distB="0" distL="114300" distR="114300" simplePos="0" relativeHeight="251672576" behindDoc="1" locked="0" layoutInCell="1" allowOverlap="1" wp14:anchorId="66FF1400" wp14:editId="5753192A">
             <wp:simplePos x="0" y="0"/>
             <wp:positionH relativeFrom="column">
               <wp:posOffset>771525</wp:posOffset>
@@ -12110,7 +12047,7 @@
         </w:rPr>
       </w:pPr>
     </w:p>
-    <w:bookmarkEnd w:id="2"/>
+    <w:bookmarkEnd w:id="1"/>
     <w:p>
       <w:pPr>
         <w:pStyle w:val="BodyText"/>
@@ -12189,7 +12126,6 @@
           <w:szCs w:val="24"/>
           <w:u w:val="single"/>
         </w:rPr>
-        <w:lastRenderedPageBreak/>
         <w:t>Date:</w:t>
       </w:r>
       <w:r>
@@ -12646,11 +12582,12 @@
       <w:r>
         <w:rPr>
           <w:noProof/>
+          <w:lang w:bidi="ne-NP"/>
         </w:rPr>
         <mc:AlternateContent>
           <mc:Choice Requires="wps">
             <w:drawing>
-              <wp:anchor distT="0" distB="0" distL="114300" distR="114300" simplePos="0" relativeHeight="251638784" behindDoc="1" locked="0" layoutInCell="1" allowOverlap="1" wp14:anchorId="55F29F82" wp14:editId="57DE2327">
+              <wp:anchor distT="0" distB="0" distL="114300" distR="114300" simplePos="0" relativeHeight="251637760" behindDoc="1" locked="0" layoutInCell="1" allowOverlap="1" wp14:anchorId="55F29F82" wp14:editId="29F944AA">
                 <wp:simplePos x="0" y="0"/>
                 <wp:positionH relativeFrom="column">
                   <wp:posOffset>1752658</wp:posOffset>
@@ -12735,7 +12672,7 @@
           </mc:Choice>
           <mc:Fallback>
             <w:pict>
-              <v:shape w14:anchorId="55F29F82" id="_x0000_s1028" type="#_x0000_t202" style="position:absolute;left:0;text-align:left;margin-left:138pt;margin-top:12.7pt;width:2in;height:2in;z-index:-251677696;visibility:visible;mso-wrap-style:none;mso-wrap-distance-left:9pt;mso-wrap-distance-top:0;mso-wrap-distance-right:9pt;mso-wrap-distance-bottom:0;mso-position-horizontal:absolute;mso-position-horizontal-relative:text;mso-position-vertical:absolute;mso-position-vertical-relative:text;v-text-anchor:top" o:gfxdata="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" fillcolor="white [3201]" strokecolor="black [3213]" strokeweight="2pt">
+              <v:shape w14:anchorId="55F29F82" id="_x0000_s1028" type="#_x0000_t202" style="position:absolute;left:0;text-align:left;margin-left:138pt;margin-top:12.7pt;width:2in;height:2in;z-index:-251678720;visibility:visible;mso-wrap-style:none;mso-wrap-distance-left:9pt;mso-wrap-distance-top:0;mso-wrap-distance-right:9pt;mso-wrap-distance-bottom:0;mso-position-horizontal:absolute;mso-position-horizontal-relative:text;mso-position-vertical:absolute;mso-position-vertical-relative:text;v-text-anchor:top" o:gfxdata="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" fillcolor="white [3201]" strokecolor="black [3213]" strokeweight="2pt">
                 <v:textbox style="mso-fit-shape-to-text:t">
                   <w:txbxContent>
                     <w:p>
@@ -12788,7 +12725,7 @@
       <w:tblPr>
         <w:tblStyle w:val="TableGrid"/>
         <w:tblpPr w:leftFromText="180" w:rightFromText="180" w:vertAnchor="text" w:horzAnchor="margin" w:tblpY="1666"/>
-        <w:tblW w:w="3605" w:type="dxa"/>
+        <w:tblW w:w="3799" w:type="dxa"/>
         <w:tblBorders>
           <w:top w:val="none" w:sz="0" w:space="0" w:color="auto"/>
           <w:left w:val="none" w:sz="0" w:space="0" w:color="auto"/>
@@ -12800,15 +12737,15 @@
         <w:tblLook w:val="04A0" w:firstRow="1" w:lastRow="0" w:firstColumn="1" w:lastColumn="0" w:noHBand="0" w:noVBand="1"/>
       </w:tblPr>
       <w:tblGrid>
-        <w:gridCol w:w="3605"/>
+        <w:gridCol w:w="3799"/>
       </w:tblGrid>
       <w:tr>
         <w:trPr>
-          <w:trHeight w:val="583"/>
+          <w:trHeight w:val="482"/>
         </w:trPr>
         <w:tc>
           <w:tcPr>
-            <w:tcW w:w="3605" w:type="dxa"/>
+            <w:tcW w:w="3799" w:type="dxa"/>
           </w:tcPr>
           <w:p>
             <w:pPr>
@@ -12839,11 +12776,11 @@
       </w:tr>
       <w:tr>
         <w:trPr>
-          <w:trHeight w:val="413"/>
+          <w:trHeight w:val="341"/>
         </w:trPr>
         <w:tc>
           <w:tcPr>
-            <w:tcW w:w="3605" w:type="dxa"/>
+            <w:tcW w:w="3799" w:type="dxa"/>
           </w:tcPr>
           <w:p>
             <w:pPr>
@@ -12875,11 +12812,11 @@
       </w:tr>
       <w:tr>
         <w:trPr>
-          <w:trHeight w:val="421"/>
+          <w:trHeight w:val="348"/>
         </w:trPr>
         <w:tc>
           <w:tcPr>
-            <w:tcW w:w="3605" w:type="dxa"/>
+            <w:tcW w:w="3799" w:type="dxa"/>
           </w:tcPr>
           <w:p>
             <w:pPr>
@@ -12899,11 +12836,11 @@
       </w:tr>
       <w:tr>
         <w:trPr>
-          <w:trHeight w:val="377"/>
+          <w:trHeight w:val="312"/>
         </w:trPr>
         <w:tc>
           <w:tcPr>
-            <w:tcW w:w="3605" w:type="dxa"/>
+            <w:tcW w:w="3799" w:type="dxa"/>
           </w:tcPr>
           <w:p>
             <w:pPr>
@@ -12935,11 +12872,11 @@
       </w:tr>
       <w:tr>
         <w:trPr>
-          <w:trHeight w:val="511"/>
+          <w:trHeight w:val="422"/>
         </w:trPr>
         <w:tc>
           <w:tcPr>
-            <w:tcW w:w="3605" w:type="dxa"/>
+            <w:tcW w:w="3799" w:type="dxa"/>
           </w:tcPr>
           <w:p>
             <w:pPr>
@@ -12983,9 +12920,10 @@
           <w:noProof/>
           <w:sz w:val="20"/>
           <w:szCs w:val="20"/>
+          <w:lang w:bidi="ne-NP"/>
         </w:rPr>
         <w:drawing>
-          <wp:anchor distT="0" distB="0" distL="114300" distR="114300" simplePos="0" relativeHeight="251676672" behindDoc="1" locked="0" layoutInCell="1" allowOverlap="1" wp14:anchorId="2845EDF9" wp14:editId="0E471002">
+          <wp:anchor distT="0" distB="0" distL="114300" distR="114300" simplePos="0" relativeHeight="251659264" behindDoc="1" locked="0" layoutInCell="1" allowOverlap="1" wp14:anchorId="2845EDF9" wp14:editId="5ACBF085">
             <wp:simplePos x="0" y="0"/>
             <wp:positionH relativeFrom="column">
               <wp:posOffset>3354070</wp:posOffset>
@@ -13052,15 +12990,16 @@
           <w:noProof/>
           <w:sz w:val="20"/>
           <w:szCs w:val="20"/>
+          <w:lang w:bidi="ne-NP"/>
         </w:rPr>
         <w:drawing>
-          <wp:anchor distT="0" distB="0" distL="114300" distR="114300" simplePos="0" relativeHeight="251679744" behindDoc="1" locked="0" layoutInCell="1" allowOverlap="1" wp14:anchorId="5222F5E1" wp14:editId="3A729CE9">
+          <wp:anchor distT="0" distB="0" distL="114300" distR="114300" simplePos="0" relativeHeight="251662336" behindDoc="1" locked="0" layoutInCell="1" allowOverlap="1" wp14:anchorId="5222F5E1" wp14:editId="7F09420E">
             <wp:simplePos x="0" y="0"/>
             <wp:positionH relativeFrom="column">
-              <wp:posOffset>647700</wp:posOffset>
+              <wp:posOffset>265127</wp:posOffset>
             </wp:positionH>
             <wp:positionV relativeFrom="paragraph">
-              <wp:posOffset>299720</wp:posOffset>
+              <wp:posOffset>309880</wp:posOffset>
             </wp:positionV>
             <wp:extent cx="840740" cy="485775"/>
             <wp:effectExtent l="0" t="0" r="0" b="9525"/>
@@ -13139,30 +13078,6 @@
     </w:p>
     <w:p>
       <w:pPr>
-        <w:rPr>
-          <w:rFonts w:asciiTheme="majorBidi" w:hAnsiTheme="majorBidi" w:cstheme="majorBidi"/>
-          <w:b/>
-          <w:bCs/>
-          <w:sz w:val="24"/>
-          <w:szCs w:val="24"/>
-          <w:u w:val="single"/>
-        </w:rPr>
-      </w:pPr>
-    </w:p>
-    <w:p>
-      <w:pPr>
-        <w:rPr>
-          <w:rFonts w:asciiTheme="majorBidi" w:hAnsiTheme="majorBidi" w:cstheme="majorBidi"/>
-          <w:b/>
-          <w:bCs/>
-          <w:sz w:val="24"/>
-          <w:szCs w:val="24"/>
-          <w:u w:val="single"/>
-        </w:rPr>
-      </w:pPr>
-    </w:p>
-    <w:p>
-      <w:pPr>
         <w:pStyle w:val="Heading1"/>
         <w:jc w:val="center"/>
         <w:rPr>
@@ -13183,7 +13098,7 @@
 </file>
 
 <file path=word/endnotes.xml><?xml version="1.0" encoding="utf-8"?>
-<w:endnotes xmlns:wpc="http://schemas.microsoft.com/office/word/2010/wordprocessingCanvas" xmlns:cx="http://schemas.microsoft.com/office/drawing/2014/chartex" xmlns:cx1="http://schemas.microsoft.com/office/drawing/2015/9/8/chartex" xmlns:cx2="http://schemas.microsoft.com/office/drawing/2015/10/21/chartex" xmlns:cx3="http://schemas.microsoft.com/office/drawing/2016/5/9/chartex" xmlns:cx4="http://schemas.microsoft.com/office/drawing/2016/5/10/chartex" xmlns:cx5="http://schemas.microsoft.com/office/drawing/2016/5/11/chartex" xmlns:cx6="http://schemas.microsoft.com/office/drawing/2016/5/12/chartex" xmlns:cx7="http://schemas.microsoft.com/office/drawing/2016/5/13/chartex" xmlns:cx8="http://schemas.microsoft.com/office/drawing/2016/5/14/chartex" xmlns:mc="http://schemas.openxmlformats.org/markup-compatibility/2006" xmlns:aink="http://schemas.microsoft.com/office/drawing/2016/ink" xmlns:am3d="http://schemas.microsoft.com/office/drawing/2017/model3d" xmlns:o="urn:schemas-microsoft-com:office:office" xmlns:oel="http://schemas.microsoft.com/office/2019/extlst" xmlns:r="http://schemas.openxmlformats.org/officeDocument/2006/relationships" xmlns:m="http://schemas.openxmlformats.org/officeDocument/2006/math" xmlns:v="urn:schemas-microsoft-com:vml" xmlns:wp14="http://schemas.microsoft.com/office/word/2010/wordprocessingDrawing" xmlns:wp="http://schemas.openxmlformats.org/drawingml/2006/wordprocessingDrawing" xmlns:w10="urn:schemas-microsoft-com:office:word" xmlns:w="http://schemas.openxmlformats.org/wordprocessingml/2006/main" xmlns:w14="http://schemas.microsoft.com/office/word/2010/wordml" xmlns:w15="http://schemas.microsoft.com/office/word/2012/wordml" xmlns:w16cex="http://schemas.microsoft.com/office/word/2018/wordml/cex" xmlns:w16cid="http://schemas.microsoft.com/office/word/2016/wordml/cid" xmlns:w16="http://schemas.microsoft.com/office/word/2018/wordml" xmlns:w16du="http://schemas.microsoft.com/office/word/2023/wordml/word16du" xmlns:w16sdtdh="http://schemas.microsoft.com/office/word/2020/wordml/sdtdatahash" xmlns:w16sdtfl="http://schemas.microsoft.com/office/word/2024/wordml/sdtformatlock" xmlns:w16se="http://schemas.microsoft.com/office/word/2015/wordml/symex" xmlns:wpg="http://schemas.microsoft.com/office/word/2010/wordprocessingGroup" xmlns:wpi="http://schemas.microsoft.com/office/word/2010/wordprocessingInk" xmlns:wne="http://schemas.microsoft.com/office/word/2006/wordml" xmlns:wps="http://schemas.microsoft.com/office/word/2010/wordprocessingShape" mc:Ignorable="w14 w15 w16se w16cid w16 w16cex w16sdtdh w16sdtfl w16du wp14">
+<w:endnotes xmlns:wpc="http://schemas.microsoft.com/office/word/2010/wordprocessingCanvas" xmlns:cx="http://schemas.microsoft.com/office/drawing/2014/chartex" xmlns:mc="http://schemas.openxmlformats.org/markup-compatibility/2006" xmlns:o="urn:schemas-microsoft-com:office:office" xmlns:r="http://schemas.openxmlformats.org/officeDocument/2006/relationships" xmlns:m="http://schemas.openxmlformats.org/officeDocument/2006/math" xmlns:v="urn:schemas-microsoft-com:vml" xmlns:wp14="http://schemas.microsoft.com/office/word/2010/wordprocessingDrawing" xmlns:wp="http://schemas.openxmlformats.org/drawingml/2006/wordprocessingDrawing" xmlns:w10="urn:schemas-microsoft-com:office:word" xmlns:w="http://schemas.openxmlformats.org/wordprocessingml/2006/main" xmlns:w14="http://schemas.microsoft.com/office/word/2010/wordml" xmlns:w15="http://schemas.microsoft.com/office/word/2012/wordml" xmlns:w16se="http://schemas.microsoft.com/office/word/2015/wordml/symex" xmlns:wpg="http://schemas.microsoft.com/office/word/2010/wordprocessingGroup" xmlns:wpi="http://schemas.microsoft.com/office/word/2010/wordprocessingInk" xmlns:wne="http://schemas.microsoft.com/office/word/2006/wordml" xmlns:wps="http://schemas.microsoft.com/office/word/2010/wordprocessingShape" mc:Ignorable="w14 w15 w16se wp14">
   <w:endnote w:type="separator" w:id="-1">
     <w:p>
       <w:pPr>
@@ -13208,7 +13123,7 @@
 </file>
 
 <file path=word/footnotes.xml><?xml version="1.0" encoding="utf-8"?>
-<w:footnotes xmlns:wpc="http://schemas.microsoft.com/office/word/2010/wordprocessingCanvas" xmlns:cx="http://schemas.microsoft.com/office/drawing/2014/chartex" xmlns:cx1="http://schemas.microsoft.com/office/drawing/2015/9/8/chartex" xmlns:cx2="http://schemas.microsoft.com/office/drawing/2015/10/21/chartex" xmlns:cx3="http://schemas.microsoft.com/office/drawing/2016/5/9/chartex" xmlns:cx4="http://schemas.microsoft.com/office/drawing/2016/5/10/chartex" xmlns:cx5="http://schemas.microsoft.com/office/drawing/2016/5/11/chartex" xmlns:cx6="http://schemas.microsoft.com/office/drawing/2016/5/12/chartex" xmlns:cx7="http://schemas.microsoft.com/office/drawing/2016/5/13/chartex" xmlns:cx8="http://schemas.microsoft.com/office/drawing/2016/5/14/chartex" xmlns:mc="http://schemas.openxmlformats.org/markup-compatibility/2006" xmlns:aink="http://schemas.microsoft.com/office/drawing/2016/ink" xmlns:am3d="http://schemas.microsoft.com/office/drawing/2017/model3d" xmlns:o="urn:schemas-microsoft-com:office:office" xmlns:oel="http://schemas.microsoft.com/office/2019/extlst" xmlns:r="http://schemas.openxmlformats.org/officeDocument/2006/relationships" xmlns:m="http://schemas.openxmlformats.org/officeDocument/2006/math" xmlns:v="urn:schemas-microsoft-com:vml" xmlns:wp14="http://schemas.microsoft.com/office/word/2010/wordprocessingDrawing" xmlns:wp="http://schemas.openxmlformats.org/drawingml/2006/wordprocessingDrawing" xmlns:w10="urn:schemas-microsoft-com:office:word" xmlns:w="http://schemas.openxmlformats.org/wordprocessingml/2006/main" xmlns:w14="http://schemas.microsoft.com/office/word/2010/wordml" xmlns:w15="http://schemas.microsoft.com/office/word/2012/wordml" xmlns:w16cex="http://schemas.microsoft.com/office/word/2018/wordml/cex" xmlns:w16cid="http://schemas.microsoft.com/office/word/2016/wordml/cid" xmlns:w16="http://schemas.microsoft.com/office/word/2018/wordml" xmlns:w16du="http://schemas.microsoft.com/office/word/2023/wordml/word16du" xmlns:w16sdtdh="http://schemas.microsoft.com/office/word/2020/wordml/sdtdatahash" xmlns:w16sdtfl="http://schemas.microsoft.com/office/word/2024/wordml/sdtformatlock" xmlns:w16se="http://schemas.microsoft.com/office/word/2015/wordml/symex" xmlns:wpg="http://schemas.microsoft.com/office/word/2010/wordprocessingGroup" xmlns:wpi="http://schemas.microsoft.com/office/word/2010/wordprocessingInk" xmlns:wne="http://schemas.microsoft.com/office/word/2006/wordml" xmlns:wps="http://schemas.microsoft.com/office/word/2010/wordprocessingShape" mc:Ignorable="w14 w15 w16se w16cid w16 w16cex w16sdtdh w16sdtfl w16du wp14">
+<w:footnotes xmlns:wpc="http://schemas.microsoft.com/office/word/2010/wordprocessingCanvas" xmlns:cx="http://schemas.microsoft.com/office/drawing/2014/chartex" xmlns:mc="http://schemas.openxmlformats.org/markup-compatibility/2006" xmlns:o="urn:schemas-microsoft-com:office:office" xmlns:r="http://schemas.openxmlformats.org/officeDocument/2006/relationships" xmlns:m="http://schemas.openxmlformats.org/officeDocument/2006/math" xmlns:v="urn:schemas-microsoft-com:vml" xmlns:wp14="http://schemas.microsoft.com/office/word/2010/wordprocessingDrawing" xmlns:wp="http://schemas.openxmlformats.org/drawingml/2006/wordprocessingDrawing" xmlns:w10="urn:schemas-microsoft-com:office:word" xmlns:w="http://schemas.openxmlformats.org/wordprocessingml/2006/main" xmlns:w14="http://schemas.microsoft.com/office/word/2010/wordml" xmlns:w15="http://schemas.microsoft.com/office/word/2012/wordml" xmlns:w16se="http://schemas.microsoft.com/office/word/2015/wordml/symex" xmlns:wpg="http://schemas.microsoft.com/office/word/2010/wordprocessingGroup" xmlns:wpi="http://schemas.microsoft.com/office/word/2010/wordprocessingInk" xmlns:wne="http://schemas.microsoft.com/office/word/2006/wordml" xmlns:wps="http://schemas.microsoft.com/office/word/2010/wordprocessingShape" mc:Ignorable="w14 w15 w16se wp14">
   <w:footnote w:type="separator" w:id="-1">
     <w:p>
       <w:pPr>
@@ -13233,7 +13148,7 @@
 </file>
 
 <file path=word/header1.xml><?xml version="1.0" encoding="utf-8"?>
-<w:hdr xmlns:wpc="http://schemas.microsoft.com/office/word/2010/wordprocessingCanvas" xmlns:cx="http://schemas.microsoft.com/office/drawing/2014/chartex" xmlns:cx1="http://schemas.microsoft.com/office/drawing/2015/9/8/chartex" xmlns:cx2="http://schemas.microsoft.com/office/drawing/2015/10/21/chartex" xmlns:cx3="http://schemas.microsoft.com/office/drawing/2016/5/9/chartex" xmlns:cx4="http://schemas.microsoft.com/office/drawing/2016/5/10/chartex" xmlns:cx5="http://schemas.microsoft.com/office/drawing/2016/5/11/chartex" xmlns:cx6="http://schemas.microsoft.com/office/drawing/2016/5/12/chartex" xmlns:cx7="http://schemas.microsoft.com/office/drawing/2016/5/13/chartex" xmlns:cx8="http://schemas.microsoft.com/office/drawing/2016/5/14/chartex" xmlns:mc="http://schemas.openxmlformats.org/markup-compatibility/2006" xmlns:aink="http://schemas.microsoft.com/office/drawing/2016/ink" xmlns:am3d="http://schemas.microsoft.com/office/drawing/2017/model3d" xmlns:o="urn:schemas-microsoft-com:office:office" xmlns:oel="http://schemas.microsoft.com/office/2019/extlst" xmlns:r="http://schemas.openxmlformats.org/officeDocument/2006/relationships" xmlns:m="http://schemas.openxmlformats.org/officeDocument/2006/math" xmlns:v="urn:schemas-microsoft-com:vml" xmlns:wp14="http://schemas.microsoft.com/office/word/2010/wordprocessingDrawing" xmlns:wp="http://schemas.openxmlformats.org/drawingml/2006/wordprocessingDrawing" xmlns:w10="urn:schemas-microsoft-com:office:word" xmlns:w="http://schemas.openxmlformats.org/wordprocessingml/2006/main" xmlns:w14="http://schemas.microsoft.com/office/word/2010/wordml" xmlns:w15="http://schemas.microsoft.com/office/word/2012/wordml" xmlns:w16cex="http://schemas.microsoft.com/office/word/2018/wordml/cex" xmlns:w16cid="http://schemas.microsoft.com/office/word/2016/wordml/cid" xmlns:w16="http://schemas.microsoft.com/office/word/2018/wordml" xmlns:w16du="http://schemas.microsoft.com/office/word/2023/wordml/word16du" xmlns:w16sdtdh="http://schemas.microsoft.com/office/word/2020/wordml/sdtdatahash" xmlns:w16sdtfl="http://schemas.microsoft.com/office/word/2024/wordml/sdtformatlock" xmlns:w16se="http://schemas.microsoft.com/office/word/2015/wordml/symex" xmlns:wpg="http://schemas.microsoft.com/office/word/2010/wordprocessingGroup" xmlns:wpi="http://schemas.microsoft.com/office/word/2010/wordprocessingInk" xmlns:wne="http://schemas.microsoft.com/office/word/2006/wordml" xmlns:wps="http://schemas.microsoft.com/office/word/2010/wordprocessingShape" mc:Ignorable="w14 w15 w16se w16cid w16 w16cex w16sdtdh w16sdtfl w16du wp14">
+<w:hdr xmlns:wpc="http://schemas.microsoft.com/office/word/2010/wordprocessingCanvas" xmlns:cx="http://schemas.microsoft.com/office/drawing/2014/chartex" xmlns:mc="http://schemas.openxmlformats.org/markup-compatibility/2006" xmlns:o="urn:schemas-microsoft-com:office:office" xmlns:r="http://schemas.openxmlformats.org/officeDocument/2006/relationships" xmlns:m="http://schemas.openxmlformats.org/officeDocument/2006/math" xmlns:v="urn:schemas-microsoft-com:vml" xmlns:wp14="http://schemas.microsoft.com/office/word/2010/wordprocessingDrawing" xmlns:wp="http://schemas.openxmlformats.org/drawingml/2006/wordprocessingDrawing" xmlns:w10="urn:schemas-microsoft-com:office:word" xmlns:w="http://schemas.openxmlformats.org/wordprocessingml/2006/main" xmlns:w14="http://schemas.microsoft.com/office/word/2010/wordml" xmlns:w15="http://schemas.microsoft.com/office/word/2012/wordml" xmlns:w16se="http://schemas.microsoft.com/office/word/2015/wordml/symex" xmlns:wpg="http://schemas.microsoft.com/office/word/2010/wordprocessingGroup" xmlns:wpi="http://schemas.microsoft.com/office/word/2010/wordprocessingInk" xmlns:wne="http://schemas.microsoft.com/office/word/2006/wordml" xmlns:wps="http://schemas.microsoft.com/office/word/2010/wordprocessingShape" mc:Ignorable="w14 w15 w16se wp14">
   <w:p>
     <w:pPr>
       <w:pStyle w:val="Header"/>
@@ -13262,7 +13177,6 @@
     </w:pPr>
     <w:r>
       <w:rPr>
-        <w:b w:val="0"/>
         <w:sz w:val="20"/>
       </w:rPr>
       <w:t>{{JV_ADDRESS}}</w:t>
@@ -13272,7 +13186,16 @@
 </file>
 
 <file path=word/header2.xml><?xml version="1.0" encoding="utf-8"?>
-<w:hdr xmlns:wpc="http://schemas.microsoft.com/office/word/2010/wordprocessingCanvas" xmlns:cx="http://schemas.microsoft.com/office/drawing/2014/chartex" xmlns:cx1="http://schemas.microsoft.com/office/drawing/2015/9/8/chartex" xmlns:cx2="http://schemas.microsoft.com/office/drawing/2015/10/21/chartex" xmlns:cx3="http://schemas.microsoft.com/office/drawing/2016/5/9/chartex" xmlns:cx4="http://schemas.microsoft.com/office/drawing/2016/5/10/chartex" xmlns:cx5="http://schemas.microsoft.com/office/drawing/2016/5/11/chartex" xmlns:cx6="http://schemas.microsoft.com/office/drawing/2016/5/12/chartex" xmlns:cx7="http://schemas.microsoft.com/office/drawing/2016/5/13/chartex" xmlns:cx8="http://schemas.microsoft.com/office/drawing/2016/5/14/chartex" xmlns:mc="http://schemas.openxmlformats.org/markup-compatibility/2006" xmlns:aink="http://schemas.microsoft.com/office/drawing/2016/ink" xmlns:am3d="http://schemas.microsoft.com/office/drawing/2017/model3d" xmlns:o="urn:schemas-microsoft-com:office:office" xmlns:oel="http://schemas.microsoft.com/office/2019/extlst" xmlns:r="http://schemas.openxmlformats.org/officeDocument/2006/relationships" xmlns:m="http://schemas.openxmlformats.org/officeDocument/2006/math" xmlns:v="urn:schemas-microsoft-com:vml" xmlns:wp14="http://schemas.microsoft.com/office/word/2010/wordprocessingDrawing" xmlns:wp="http://schemas.openxmlformats.org/drawingml/2006/wordprocessingDrawing" xmlns:w10="urn:schemas-microsoft-com:office:word" xmlns:w="http://schemas.openxmlformats.org/wordprocessingml/2006/main" xmlns:w14="http://schemas.microsoft.com/office/word/2010/wordml" xmlns:w15="http://schemas.microsoft.com/office/word/2012/wordml" xmlns:w16cex="http://schemas.microsoft.com/office/word/2018/wordml/cex" xmlns:w16cid="http://schemas.microsoft.com/office/word/2016/wordml/cid" xmlns:w16="http://schemas.microsoft.com/office/word/2018/wordml" xmlns:w16du="http://schemas.microsoft.com/office/word/2023/wordml/word16du" xmlns:w16sdtdh="http://schemas.microsoft.com/office/word/2020/wordml/sdtdatahash" xmlns:w16sdtfl="http://schemas.microsoft.com/office/word/2024/wordml/sdtformatlock" xmlns:w16se="http://schemas.microsoft.com/office/word/2015/wordml/symex" xmlns:wpg="http://schemas.microsoft.com/office/word/2010/wordprocessingGroup" xmlns:wpi="http://schemas.microsoft.com/office/word/2010/wordprocessingInk" xmlns:wne="http://schemas.microsoft.com/office/word/2006/wordml" xmlns:wps="http://schemas.microsoft.com/office/word/2010/wordprocessingShape" mc:Ignorable="w14 w15 w16se w16cid w16 w16cex w16sdtdh w16sdtfl w16du wp14">
+<w:hdr xmlns:wpc="http://schemas.microsoft.com/office/word/2010/wordprocessingCanvas" xmlns:cx="http://schemas.microsoft.com/office/drawing/2014/chartex" xmlns:mc="http://schemas.openxmlformats.org/markup-compatibility/2006" xmlns:o="urn:schemas-microsoft-com:office:office" xmlns:r="http://schemas.openxmlformats.org/officeDocument/2006/relationships" xmlns:m="http://schemas.openxmlformats.org/officeDocument/2006/math" xmlns:v="urn:schemas-microsoft-com:vml" xmlns:wp14="http://schemas.microsoft.com/office/word/2010/wordprocessingDrawing" xmlns:wp="http://schemas.openxmlformats.org/drawingml/2006/wordprocessingDrawing" xmlns:w10="urn:schemas-microsoft-com:office:word" xmlns:w="http://schemas.openxmlformats.org/wordprocessingml/2006/main" xmlns:w14="http://schemas.microsoft.com/office/word/2010/wordml" xmlns:w15="http://schemas.microsoft.com/office/word/2012/wordml" xmlns:w16se="http://schemas.microsoft.com/office/word/2015/wordml/symex" xmlns:wpg="http://schemas.microsoft.com/office/word/2010/wordprocessingGroup" xmlns:wpi="http://schemas.microsoft.com/office/word/2010/wordprocessingInk" xmlns:wne="http://schemas.microsoft.com/office/word/2006/wordml" xmlns:wps="http://schemas.microsoft.com/office/word/2010/wordprocessingShape" mc:Ignorable="w14 w15 w16se wp14">
+  <w:p>
+    <w:pPr>
+      <w:jc w:val="center"/>
+      <w:rPr>
+        <w:b/>
+        <w:sz w:val="26"/>
+      </w:rPr>
+    </w:pPr>
+  </w:p>
   <w:p>
     <w:pPr>
       <w:jc w:val="center"/>
@@ -13291,7 +13214,6 @@
     </w:pPr>
     <w:r>
       <w:rPr>
-        <w:b w:val="0"/>
         <w:sz w:val="20"/>
       </w:rPr>
       <w:t>{{JV_ADDRESS}}</w:t>
@@ -13306,7 +13228,16 @@
 </file>
 
 <file path=word/header3.xml><?xml version="1.0" encoding="utf-8"?>
-<w:hdr xmlns:wpc="http://schemas.microsoft.com/office/word/2010/wordprocessingCanvas" xmlns:cx="http://schemas.microsoft.com/office/drawing/2014/chartex" xmlns:cx1="http://schemas.microsoft.com/office/drawing/2015/9/8/chartex" xmlns:cx2="http://schemas.microsoft.com/office/drawing/2015/10/21/chartex" xmlns:cx3="http://schemas.microsoft.com/office/drawing/2016/5/9/chartex" xmlns:cx4="http://schemas.microsoft.com/office/drawing/2016/5/10/chartex" xmlns:cx5="http://schemas.microsoft.com/office/drawing/2016/5/11/chartex" xmlns:cx6="http://schemas.microsoft.com/office/drawing/2016/5/12/chartex" xmlns:cx7="http://schemas.microsoft.com/office/drawing/2016/5/13/chartex" xmlns:cx8="http://schemas.microsoft.com/office/drawing/2016/5/14/chartex" xmlns:mc="http://schemas.openxmlformats.org/markup-compatibility/2006" xmlns:aink="http://schemas.microsoft.com/office/drawing/2016/ink" xmlns:am3d="http://schemas.microsoft.com/office/drawing/2017/model3d" xmlns:o="urn:schemas-microsoft-com:office:office" xmlns:oel="http://schemas.microsoft.com/office/2019/extlst" xmlns:r="http://schemas.openxmlformats.org/officeDocument/2006/relationships" xmlns:m="http://schemas.openxmlformats.org/officeDocument/2006/math" xmlns:v="urn:schemas-microsoft-com:vml" xmlns:wp14="http://schemas.microsoft.com/office/word/2010/wordprocessingDrawing" xmlns:wp="http://schemas.openxmlformats.org/drawingml/2006/wordprocessingDrawing" xmlns:w10="urn:schemas-microsoft-com:office:word" xmlns:w="http://schemas.openxmlformats.org/wordprocessingml/2006/main" xmlns:w14="http://schemas.microsoft.com/office/word/2010/wordml" xmlns:w15="http://schemas.microsoft.com/office/word/2012/wordml" xmlns:w16cex="http://schemas.microsoft.com/office/word/2018/wordml/cex" xmlns:w16cid="http://schemas.microsoft.com/office/word/2016/wordml/cid" xmlns:w16="http://schemas.microsoft.com/office/word/2018/wordml" xmlns:w16du="http://schemas.microsoft.com/office/word/2023/wordml/word16du" xmlns:w16sdtdh="http://schemas.microsoft.com/office/word/2020/wordml/sdtdatahash" xmlns:w16sdtfl="http://schemas.microsoft.com/office/word/2024/wordml/sdtformatlock" xmlns:w16se="http://schemas.microsoft.com/office/word/2015/wordml/symex" xmlns:wpg="http://schemas.microsoft.com/office/word/2010/wordprocessingGroup" xmlns:wpi="http://schemas.microsoft.com/office/word/2010/wordprocessingInk" xmlns:wne="http://schemas.microsoft.com/office/word/2006/wordml" xmlns:wps="http://schemas.microsoft.com/office/word/2010/wordprocessingShape" mc:Ignorable="w14 w15 w16se w16cid w16 w16cex w16sdtdh w16sdtfl w16du wp14">
+<w:hdr xmlns:wpc="http://schemas.microsoft.com/office/word/2010/wordprocessingCanvas" xmlns:cx="http://schemas.microsoft.com/office/drawing/2014/chartex" xmlns:mc="http://schemas.openxmlformats.org/markup-compatibility/2006" xmlns:o="urn:schemas-microsoft-com:office:office" xmlns:r="http://schemas.openxmlformats.org/officeDocument/2006/relationships" xmlns:m="http://schemas.openxmlformats.org/officeDocument/2006/math" xmlns:v="urn:schemas-microsoft-com:vml" xmlns:wp14="http://schemas.microsoft.com/office/word/2010/wordprocessingDrawing" xmlns:wp="http://schemas.openxmlformats.org/drawingml/2006/wordprocessingDrawing" xmlns:w10="urn:schemas-microsoft-com:office:word" xmlns:w="http://schemas.openxmlformats.org/wordprocessingml/2006/main" xmlns:w14="http://schemas.microsoft.com/office/word/2010/wordml" xmlns:w15="http://schemas.microsoft.com/office/word/2012/wordml" xmlns:w16se="http://schemas.microsoft.com/office/word/2015/wordml/symex" xmlns:wpg="http://schemas.microsoft.com/office/word/2010/wordprocessingGroup" xmlns:wpi="http://schemas.microsoft.com/office/word/2010/wordprocessingInk" xmlns:wne="http://schemas.microsoft.com/office/word/2006/wordml" xmlns:wps="http://schemas.microsoft.com/office/word/2010/wordprocessingShape" mc:Ignorable="w14 w15 w16se wp14">
+  <w:p>
+    <w:pPr>
+      <w:jc w:val="center"/>
+      <w:rPr>
+        <w:b/>
+        <w:sz w:val="26"/>
+      </w:rPr>
+    </w:pPr>
+  </w:p>
   <w:p>
     <w:pPr>
       <w:jc w:val="center"/>
@@ -13329,7 +13260,6 @@
     </w:pPr>
     <w:r>
       <w:rPr>
-        <w:b w:val="0"/>
         <w:sz w:val="20"/>
       </w:rPr>
       <w:t>{{LEAD_ADDRESS}}</w:t>
@@ -13342,6 +13272,7 @@
     <w:r>
       <w:rPr>
         <w:noProof/>
+        <w:lang w:bidi="ne-NP"/>
       </w:rPr>
       <mc:AlternateContent>
         <mc:Choice Requires="wps">
@@ -13395,7 +13326,7 @@
         </mc:Choice>
         <mc:Fallback>
           <w:pict>
-            <v:line w14:anchorId="6A126D08" id="Straight Connector 1" o:spid="_x0000_s1026" style="position:absolute;z-index:251657216;visibility:visible;mso-wrap-style:square;mso-wrap-distance-left:9pt;mso-wrap-distance-top:0;mso-wrap-distance-right:9pt;mso-wrap-distance-bottom:0;mso-position-horizontal:absolute;mso-position-horizontal-relative:text;mso-position-vertical:absolute;mso-position-vertical-relative:text" from="-28.25pt,7.7pt" to="550.55pt,7.7pt" o:gfxdata="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" strokecolor="#4f81bd [3204]" strokeweight="2pt">
+            <v:line w14:anchorId="378A5ADE" id="Straight Connector 1" o:spid="_x0000_s1026" style="position:absolute;z-index:251657216;visibility:visible;mso-wrap-style:square;mso-wrap-distance-left:9pt;mso-wrap-distance-top:0;mso-wrap-distance-right:9pt;mso-wrap-distance-bottom:0;mso-position-horizontal:absolute;mso-position-horizontal-relative:text;mso-position-vertical:absolute;mso-position-vertical-relative:text" from="-28.25pt,7.7pt" to="550.55pt,7.7pt" o:gfxdata="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" strokecolor="#4f81bd [3204]" strokeweight="2pt">
               <v:shadow on="t" color="black" opacity="24903f" origin=",.5" offset="0,.55556mm"/>
             </v:line>
           </w:pict>
@@ -13407,7 +13338,15 @@
 </file>
 
 <file path=word/header4.xml><?xml version="1.0" encoding="utf-8"?>
-<w:hdr xmlns:wpc="http://schemas.microsoft.com/office/word/2010/wordprocessingCanvas" xmlns:cx="http://schemas.microsoft.com/office/drawing/2014/chartex" xmlns:cx1="http://schemas.microsoft.com/office/drawing/2015/9/8/chartex" xmlns:cx2="http://schemas.microsoft.com/office/drawing/2015/10/21/chartex" xmlns:cx3="http://schemas.microsoft.com/office/drawing/2016/5/9/chartex" xmlns:cx4="http://schemas.microsoft.com/office/drawing/2016/5/10/chartex" xmlns:cx5="http://schemas.microsoft.com/office/drawing/2016/5/11/chartex" xmlns:cx6="http://schemas.microsoft.com/office/drawing/2016/5/12/chartex" xmlns:cx7="http://schemas.microsoft.com/office/drawing/2016/5/13/chartex" xmlns:cx8="http://schemas.microsoft.com/office/drawing/2016/5/14/chartex" xmlns:mc="http://schemas.openxmlformats.org/markup-compatibility/2006" xmlns:aink="http://schemas.microsoft.com/office/drawing/2016/ink" xmlns:am3d="http://schemas.microsoft.com/office/drawing/2017/model3d" xmlns:o="urn:schemas-microsoft-com:office:office" xmlns:oel="http://schemas.microsoft.com/office/2019/extlst" xmlns:r="http://schemas.openxmlformats.org/officeDocument/2006/relationships" xmlns:m="http://schemas.openxmlformats.org/officeDocument/2006/math" xmlns:v="urn:schemas-microsoft-com:vml" xmlns:wp14="http://schemas.microsoft.com/office/word/2010/wordprocessingDrawing" xmlns:wp="http://schemas.openxmlformats.org/drawingml/2006/wordprocessingDrawing" xmlns:w10="urn:schemas-microsoft-com:office:word" xmlns:w="http://schemas.openxmlformats.org/wordprocessingml/2006/main" xmlns:w14="http://schemas.microsoft.com/office/word/2010/wordml" xmlns:w15="http://schemas.microsoft.com/office/word/2012/wordml" xmlns:w16cex="http://schemas.microsoft.com/office/word/2018/wordml/cex" xmlns:w16cid="http://schemas.microsoft.com/office/word/2016/wordml/cid" xmlns:w16="http://schemas.microsoft.com/office/word/2018/wordml" xmlns:w16du="http://schemas.microsoft.com/office/word/2023/wordml/word16du" xmlns:w16sdtdh="http://schemas.microsoft.com/office/word/2020/wordml/sdtdatahash" xmlns:w16sdtfl="http://schemas.microsoft.com/office/word/2024/wordml/sdtformatlock" xmlns:w16se="http://schemas.microsoft.com/office/word/2015/wordml/symex" xmlns:wpg="http://schemas.microsoft.com/office/word/2010/wordprocessingGroup" xmlns:wpi="http://schemas.microsoft.com/office/word/2010/wordprocessingInk" xmlns:wne="http://schemas.microsoft.com/office/word/2006/wordml" xmlns:wps="http://schemas.microsoft.com/office/word/2010/wordprocessingShape" mc:Ignorable="w14 w15 w16se w16cid w16 w16cex w16sdtdh w16sdtfl w16du wp14">
+<w:hdr xmlns:wpc="http://schemas.microsoft.com/office/word/2010/wordprocessingCanvas" xmlns:cx="http://schemas.microsoft.com/office/drawing/2014/chartex" xmlns:mc="http://schemas.openxmlformats.org/markup-compatibility/2006" xmlns:o="urn:schemas-microsoft-com:office:office" xmlns:r="http://schemas.openxmlformats.org/officeDocument/2006/relationships" xmlns:m="http://schemas.openxmlformats.org/officeDocument/2006/math" xmlns:v="urn:schemas-microsoft-com:vml" xmlns:wp14="http://schemas.microsoft.com/office/word/2010/wordprocessingDrawing" xmlns:wp="http://schemas.openxmlformats.org/drawingml/2006/wordprocessingDrawing" xmlns:w10="urn:schemas-microsoft-com:office:word" xmlns:w="http://schemas.openxmlformats.org/wordprocessingml/2006/main" xmlns:w14="http://schemas.microsoft.com/office/word/2010/wordml" xmlns:w15="http://schemas.microsoft.com/office/word/2012/wordml" xmlns:w16se="http://schemas.microsoft.com/office/word/2015/wordml/symex" xmlns:wpg="http://schemas.microsoft.com/office/word/2010/wordprocessingGroup" xmlns:wpi="http://schemas.microsoft.com/office/word/2010/wordprocessingInk" xmlns:wne="http://schemas.microsoft.com/office/word/2006/wordml" xmlns:wps="http://schemas.microsoft.com/office/word/2010/wordprocessingShape" mc:Ignorable="w14 w15 w16se wp14">
+  <w:p>
+    <w:pPr>
+      <w:rPr>
+        <w:b/>
+        <w:sz w:val="26"/>
+      </w:rPr>
+    </w:pPr>
+  </w:p>
   <w:p>
     <w:pPr>
       <w:jc w:val="center"/>
@@ -13430,7 +13369,6 @@
     </w:pPr>
     <w:r>
       <w:rPr>
-        <w:b w:val="0"/>
         <w:sz w:val="20"/>
       </w:rPr>
       <w:t>{{FIRST_ADDRESS}}</w:t>
@@ -13445,7 +13383,16 @@
 </file>
 
 <file path=word/header5.xml><?xml version="1.0" encoding="utf-8"?>
-<w:hdr xmlns:wpc="http://schemas.microsoft.com/office/word/2010/wordprocessingCanvas" xmlns:cx="http://schemas.microsoft.com/office/drawing/2014/chartex" xmlns:cx1="http://schemas.microsoft.com/office/drawing/2015/9/8/chartex" xmlns:cx2="http://schemas.microsoft.com/office/drawing/2015/10/21/chartex" xmlns:cx3="http://schemas.microsoft.com/office/drawing/2016/5/9/chartex" xmlns:cx4="http://schemas.microsoft.com/office/drawing/2016/5/10/chartex" xmlns:cx5="http://schemas.microsoft.com/office/drawing/2016/5/11/chartex" xmlns:cx6="http://schemas.microsoft.com/office/drawing/2016/5/12/chartex" xmlns:cx7="http://schemas.microsoft.com/office/drawing/2016/5/13/chartex" xmlns:cx8="http://schemas.microsoft.com/office/drawing/2016/5/14/chartex" xmlns:mc="http://schemas.openxmlformats.org/markup-compatibility/2006" xmlns:aink="http://schemas.microsoft.com/office/drawing/2016/ink" xmlns:am3d="http://schemas.microsoft.com/office/drawing/2017/model3d" xmlns:o="urn:schemas-microsoft-com:office:office" xmlns:oel="http://schemas.microsoft.com/office/2019/extlst" xmlns:r="http://schemas.openxmlformats.org/officeDocument/2006/relationships" xmlns:m="http://schemas.openxmlformats.org/officeDocument/2006/math" xmlns:v="urn:schemas-microsoft-com:vml" xmlns:wp14="http://schemas.microsoft.com/office/word/2010/wordprocessingDrawing" xmlns:wp="http://schemas.openxmlformats.org/drawingml/2006/wordprocessingDrawing" xmlns:w10="urn:schemas-microsoft-com:office:word" xmlns:w="http://schemas.openxmlformats.org/wordprocessingml/2006/main" xmlns:w14="http://schemas.microsoft.com/office/word/2010/wordml" xmlns:w15="http://schemas.microsoft.com/office/word/2012/wordml" xmlns:w16cex="http://schemas.microsoft.com/office/word/2018/wordml/cex" xmlns:w16cid="http://schemas.microsoft.com/office/word/2016/wordml/cid" xmlns:w16="http://schemas.microsoft.com/office/word/2018/wordml" xmlns:w16du="http://schemas.microsoft.com/office/word/2023/wordml/word16du" xmlns:w16sdtdh="http://schemas.microsoft.com/office/word/2020/wordml/sdtdatahash" xmlns:w16sdtfl="http://schemas.microsoft.com/office/word/2024/wordml/sdtformatlock" xmlns:w16se="http://schemas.microsoft.com/office/word/2015/wordml/symex" xmlns:wpg="http://schemas.microsoft.com/office/word/2010/wordprocessingGroup" xmlns:wpi="http://schemas.microsoft.com/office/word/2010/wordprocessingInk" xmlns:wne="http://schemas.microsoft.com/office/word/2006/wordml" xmlns:wps="http://schemas.microsoft.com/office/word/2010/wordprocessingShape" mc:Ignorable="w14 w15 w16se w16cid w16 w16cex w16sdtdh w16sdtfl w16du wp14">
+<w:hdr xmlns:wpc="http://schemas.microsoft.com/office/word/2010/wordprocessingCanvas" xmlns:cx="http://schemas.microsoft.com/office/drawing/2014/chartex" xmlns:mc="http://schemas.openxmlformats.org/markup-compatibility/2006" xmlns:o="urn:schemas-microsoft-com:office:office" xmlns:r="http://schemas.openxmlformats.org/officeDocument/2006/relationships" xmlns:m="http://schemas.openxmlformats.org/officeDocument/2006/math" xmlns:v="urn:schemas-microsoft-com:vml" xmlns:wp14="http://schemas.microsoft.com/office/word/2010/wordprocessingDrawing" xmlns:wp="http://schemas.openxmlformats.org/drawingml/2006/wordprocessingDrawing" xmlns:w10="urn:schemas-microsoft-com:office:word" xmlns:w="http://schemas.openxmlformats.org/wordprocessingml/2006/main" xmlns:w14="http://schemas.microsoft.com/office/word/2010/wordml" xmlns:w15="http://schemas.microsoft.com/office/word/2012/wordml" xmlns:w16se="http://schemas.microsoft.com/office/word/2015/wordml/symex" xmlns:wpg="http://schemas.microsoft.com/office/word/2010/wordprocessingGroup" xmlns:wpi="http://schemas.microsoft.com/office/word/2010/wordprocessingInk" xmlns:wne="http://schemas.microsoft.com/office/word/2006/wordml" xmlns:wps="http://schemas.microsoft.com/office/word/2010/wordprocessingShape" mc:Ignorable="w14 w15 w16se wp14">
+  <w:p>
+    <w:pPr>
+      <w:jc w:val="center"/>
+      <w:rPr>
+        <w:b/>
+        <w:sz w:val="26"/>
+      </w:rPr>
+    </w:pPr>
+  </w:p>
   <w:p>
     <w:pPr>
       <w:jc w:val="center"/>
@@ -13468,7 +13415,6 @@
     </w:pPr>
     <w:r>
       <w:rPr>
-        <w:b w:val="0"/>
         <w:sz w:val="20"/>
       </w:rPr>
       <w:t>{{LEAD_ADDRESS}}</w:t>
@@ -13483,7 +13429,7 @@
 </file>
 
 <file path=word/numbering.xml><?xml version="1.0" encoding="utf-8"?>
-<w:numbering xmlns:wpc="http://schemas.microsoft.com/office/word/2010/wordprocessingCanvas" xmlns:cx="http://schemas.microsoft.com/office/drawing/2014/chartex" xmlns:cx1="http://schemas.microsoft.com/office/drawing/2015/9/8/chartex" xmlns:cx2="http://schemas.microsoft.com/office/drawing/2015/10/21/chartex" xmlns:cx3="http://schemas.microsoft.com/office/drawing/2016/5/9/chartex" xmlns:cx4="http://schemas.microsoft.com/office/drawing/2016/5/10/chartex" xmlns:cx5="http://schemas.microsoft.com/office/drawing/2016/5/11/chartex" xmlns:cx6="http://schemas.microsoft.com/office/drawing/2016/5/12/chartex" xmlns:cx7="http://schemas.microsoft.com/office/drawing/2016/5/13/chartex" xmlns:cx8="http://schemas.microsoft.com/office/drawing/2016/5/14/chartex" xmlns:mc="http://schemas.openxmlformats.org/markup-compatibility/2006" xmlns:aink="http://schemas.microsoft.com/office/drawing/2016/ink" xmlns:am3d="http://schemas.microsoft.com/office/drawing/2017/model3d" xmlns:o="urn:schemas-microsoft-com:office:office" xmlns:oel="http://schemas.microsoft.com/office/2019/extlst" xmlns:r="http://schemas.openxmlformats.org/officeDocument/2006/relationships" xmlns:m="http://schemas.openxmlformats.org/officeDocument/2006/math" xmlns:v="urn:schemas-microsoft-com:vml" xmlns:wp14="http://schemas.microsoft.com/office/word/2010/wordprocessingDrawing" xmlns:wp="http://schemas.openxmlformats.org/drawingml/2006/wordprocessingDrawing" xmlns:w10="urn:schemas-microsoft-com:office:word" xmlns:w="http://schemas.openxmlformats.org/wordprocessingml/2006/main" xmlns:w14="http://schemas.microsoft.com/office/word/2010/wordml" xmlns:w15="http://schemas.microsoft.com/office/word/2012/wordml" xmlns:w16cex="http://schemas.microsoft.com/office/word/2018/wordml/cex" xmlns:w16cid="http://schemas.microsoft.com/office/word/2016/wordml/cid" xmlns:w16="http://schemas.microsoft.com/office/word/2018/wordml" xmlns:w16du="http://schemas.microsoft.com/office/word/2023/wordml/word16du" xmlns:w16sdtdh="http://schemas.microsoft.com/office/word/2020/wordml/sdtdatahash" xmlns:w16sdtfl="http://schemas.microsoft.com/office/word/2024/wordml/sdtformatlock" xmlns:w16se="http://schemas.microsoft.com/office/word/2015/wordml/symex" xmlns:wpg="http://schemas.microsoft.com/office/word/2010/wordprocessingGroup" xmlns:wpi="http://schemas.microsoft.com/office/word/2010/wordprocessingInk" xmlns:wne="http://schemas.microsoft.com/office/word/2006/wordml" xmlns:wps="http://schemas.microsoft.com/office/word/2010/wordprocessingShape" mc:Ignorable="w14 w15 w16se w16cid w16 w16cex w16sdtdh w16sdtfl w16du wp14">
+<w:numbering xmlns:wpc="http://schemas.microsoft.com/office/word/2010/wordprocessingCanvas" xmlns:cx="http://schemas.microsoft.com/office/drawing/2014/chartex" xmlns:mc="http://schemas.openxmlformats.org/markup-compatibility/2006" xmlns:o="urn:schemas-microsoft-com:office:office" xmlns:r="http://schemas.openxmlformats.org/officeDocument/2006/relationships" xmlns:m="http://schemas.openxmlformats.org/officeDocument/2006/math" xmlns:v="urn:schemas-microsoft-com:vml" xmlns:wp14="http://schemas.microsoft.com/office/word/2010/wordprocessingDrawing" xmlns:wp="http://schemas.openxmlformats.org/drawingml/2006/wordprocessingDrawing" xmlns:w10="urn:schemas-microsoft-com:office:word" xmlns:w="http://schemas.openxmlformats.org/wordprocessingml/2006/main" xmlns:w14="http://schemas.microsoft.com/office/word/2010/wordml" xmlns:w15="http://schemas.microsoft.com/office/word/2012/wordml" xmlns:w16se="http://schemas.microsoft.com/office/word/2015/wordml/symex" xmlns:wpg="http://schemas.microsoft.com/office/word/2010/wordprocessingGroup" xmlns:wpi="http://schemas.microsoft.com/office/word/2010/wordprocessingInk" xmlns:wne="http://schemas.microsoft.com/office/word/2006/wordml" xmlns:wps="http://schemas.microsoft.com/office/word/2010/wordprocessingShape" mc:Ignorable="w14 w15 w16se wp14">
   <w:abstractNum w:abstractNumId="0" w15:restartNumberingAfterBreak="0">
     <w:nsid w:val="FFFFFF7C"/>
     <w:multiLevelType w:val="singleLevel"/>
@@ -14040,50 +13986,50 @@
       </w:pPr>
     </w:lvl>
   </w:abstractNum>
-  <w:num w:numId="1" w16cid:durableId="1232157031">
+  <w:num w:numId="1">
     <w:abstractNumId w:val="8"/>
   </w:num>
-  <w:num w:numId="2" w16cid:durableId="988632694">
+  <w:num w:numId="2">
     <w:abstractNumId w:val="6"/>
   </w:num>
-  <w:num w:numId="3" w16cid:durableId="369650798">
+  <w:num w:numId="3">
     <w:abstractNumId w:val="5"/>
   </w:num>
-  <w:num w:numId="4" w16cid:durableId="1440682096">
+  <w:num w:numId="4">
     <w:abstractNumId w:val="4"/>
   </w:num>
-  <w:num w:numId="5" w16cid:durableId="380401789">
+  <w:num w:numId="5">
     <w:abstractNumId w:val="7"/>
   </w:num>
-  <w:num w:numId="6" w16cid:durableId="1929657740">
+  <w:num w:numId="6">
     <w:abstractNumId w:val="3"/>
   </w:num>
-  <w:num w:numId="7" w16cid:durableId="120005895">
+  <w:num w:numId="7">
     <w:abstractNumId w:val="2"/>
   </w:num>
-  <w:num w:numId="8" w16cid:durableId="382213495">
+  <w:num w:numId="8">
     <w:abstractNumId w:val="1"/>
   </w:num>
-  <w:num w:numId="9" w16cid:durableId="1620262556">
+  <w:num w:numId="9">
     <w:abstractNumId w:val="0"/>
   </w:num>
-  <w:num w:numId="10" w16cid:durableId="1343699106">
+  <w:num w:numId="10">
     <w:abstractNumId w:val="10"/>
   </w:num>
-  <w:num w:numId="11" w16cid:durableId="1560288724">
+  <w:num w:numId="11">
     <w:abstractNumId w:val="12"/>
   </w:num>
-  <w:num w:numId="12" w16cid:durableId="419957536">
+  <w:num w:numId="12">
     <w:abstractNumId w:val="11"/>
   </w:num>
-  <w:num w:numId="13" w16cid:durableId="1448506024">
+  <w:num w:numId="13">
     <w:abstractNumId w:val="9"/>
   </w:num>
 </w:numbering>
 </file>
 
 <file path=word/styles.xml><?xml version="1.0" encoding="utf-8"?>
-<w:styles xmlns:mc="http://schemas.openxmlformats.org/markup-compatibility/2006" xmlns:r="http://schemas.openxmlformats.org/officeDocument/2006/relationships" xmlns:w="http://schemas.openxmlformats.org/wordprocessingml/2006/main" xmlns:w14="http://schemas.microsoft.com/office/word/2010/wordml" xmlns:w15="http://schemas.microsoft.com/office/word/2012/wordml" xmlns:w16cex="http://schemas.microsoft.com/office/word/2018/wordml/cex" xmlns:w16cid="http://schemas.microsoft.com/office/word/2016/wordml/cid" xmlns:w16="http://schemas.microsoft.com/office/word/2018/wordml" xmlns:w16du="http://schemas.microsoft.com/office/word/2023/wordml/word16du" xmlns:w16sdtdh="http://schemas.microsoft.com/office/word/2020/wordml/sdtdatahash" xmlns:w16sdtfl="http://schemas.microsoft.com/office/word/2024/wordml/sdtformatlock" xmlns:w16se="http://schemas.microsoft.com/office/word/2015/wordml/symex" mc:Ignorable="w14 w15 w16se w16cid w16 w16cex w16sdtdh w16sdtfl w16du">
+<w:styles xmlns:mc="http://schemas.openxmlformats.org/markup-compatibility/2006" xmlns:r="http://schemas.openxmlformats.org/officeDocument/2006/relationships" xmlns:w="http://schemas.openxmlformats.org/wordprocessingml/2006/main" xmlns:w14="http://schemas.microsoft.com/office/word/2010/wordml" xmlns:w15="http://schemas.microsoft.com/office/word/2012/wordml" xmlns:w16se="http://schemas.microsoft.com/office/word/2015/wordml/symex" mc:Ignorable="w14 w15 w16se">
   <w:docDefaults>
     <w:rPrDefault>
       <w:rPr>
@@ -14099,7 +14045,7 @@
       </w:pPr>
     </w:pPrDefault>
   </w:docDefaults>
-  <w:latentStyles w:defLockedState="0" w:defUIPriority="99" w:defSemiHidden="0" w:defUnhideWhenUsed="0" w:defQFormat="0" w:count="376">
+  <w:latentStyles w:defLockedState="0" w:defUIPriority="99" w:defSemiHidden="0" w:defUnhideWhenUsed="0" w:defQFormat="0" w:count="371">
     <w:lsdException w:name="Normal" w:uiPriority="0" w:qFormat="1"/>
     <w:lsdException w:name="heading 1" w:uiPriority="9" w:qFormat="1"/>
     <w:lsdException w:name="heading 2" w:semiHidden="1" w:uiPriority="9" w:unhideWhenUsed="1" w:qFormat="1"/>
@@ -14462,11 +14408,6 @@
     <w:lsdException w:name="List Table 5 Dark Accent 6" w:uiPriority="50"/>
     <w:lsdException w:name="List Table 6 Colorful Accent 6" w:uiPriority="51"/>
     <w:lsdException w:name="List Table 7 Colorful Accent 6" w:uiPriority="52"/>
-    <w:lsdException w:name="Mention" w:semiHidden="1" w:unhideWhenUsed="1"/>
-    <w:lsdException w:name="Smart Hyperlink" w:semiHidden="1" w:unhideWhenUsed="1"/>
-    <w:lsdException w:name="Hashtag" w:semiHidden="1" w:unhideWhenUsed="1"/>
-    <w:lsdException w:name="Unresolved Mention" w:semiHidden="1" w:unhideWhenUsed="1"/>
-    <w:lsdException w:name="Smart Link" w:semiHidden="1" w:unhideWhenUsed="1"/>
   </w:latentStyles>
   <w:style w:type="paragraph" w:default="1" w:styleId="Normal">
     <w:name w:val="Normal"/>
@@ -25801,7 +25742,7 @@
 </file>
 
 <file path=customXml/itemProps1.xml><?xml version="1.0" encoding="utf-8"?>
-<ds:datastoreItem xmlns:ds="http://schemas.openxmlformats.org/officeDocument/2006/customXml" ds:itemID="{EF278816-EC6F-A645-907D-7F25AECB1D4A}">
+<ds:datastoreItem xmlns:ds="http://schemas.openxmlformats.org/officeDocument/2006/customXml" ds:itemID="{8C29B1EF-7D46-4E0F-A861-995CC81EA1EF}">
   <ds:schemaRefs>
     <ds:schemaRef ds:uri="http://schemas.openxmlformats.org/officeDocument/2006/bibliography"/>
   </ds:schemaRefs>
